--- a/zht/docx/004.content.docx
+++ b/zht/docx/004.content.docx
@@ -150,26 +150,6 @@
           <w:lang w:val="zh_TW" w:bidi="zh_TW"/>
         </w:rPr>
         <w:t>bao</w:t>
-      </w:r>
-      <w:r>
-        <w:rPr>
-          <w:lang w:val="zh_TW" w:bidi="zh_TW"/>
-        </w:rPr>
-      </w:r>
-    </w:p>
-    <w:p>
-      <w:pPr/>
-      <w:r>
-        <w:rPr>
-          <w:lang w:val="zh_TW" w:bidi="zh_TW"/>
-        </w:rPr>
-      </w:r>
-      <w:r>
-        <w:rPr>
-          <w:i/>
-          <w:lang w:val="zh_TW" w:bidi="zh_TW"/>
-        </w:rPr>
-        <w:t>保羅使徒的角色, 報應</w:t>
       </w:r>
       <w:r>
         <w:rPr>

--- a/zht/docx/004.content.docx
+++ b/zht/docx/004.content.docx
@@ -19,7 +19,7 @@
         <w:rPr>
           <w:lang w:val="zh_TW" w:bidi="zh_TW"/>
         </w:rPr>
-        <w:t>Resource: Study Notes - Themes (Tyndale)</w:t>
+        <w:t>Resource: Tyndale Open Study Notes</w:t>
       </w:r>
       <w:r>
         <w:rPr>
@@ -112,7 +112,7 @@
         <w:rPr>
           <w:lang w:val="zh_TW" w:bidi="zh_TW"/>
         </w:rPr>
-        <w:t>Study Notes - Themes (Tyndale)</w:t>
+        <w:t>Tyndale Open Study Notes</w:t>
       </w:r>
     </w:p>
     <w:p>

--- a/zht/docx/004.content.docx
+++ b/zht/docx/004.content.docx
@@ -149,7 +149,7 @@
         <w:rPr>
           <w:lang w:val="zh_TW" w:bidi="zh_TW"/>
         </w:rPr>
-        <w:t>bao</w:t>
+        <w:t>bei</w:t>
       </w:r>
       <w:r>
         <w:rPr>
@@ -212,7 +212,7 @@
         <w:rPr>
           <w:lang w:val="zh_TW" w:bidi="zh_TW"/>
         </w:rPr>
-        <w:t>保羅使徒的角色</w:t>
+        <w:t>背道</w:t>
       </w:r>
       <w:r>
         <w:rPr>
@@ -231,7 +231,7 @@
         <w:rPr>
           <w:lang w:val="zh_TW" w:bidi="zh_TW"/>
         </w:rPr>
-        <w:t>要認識保羅作為耶穌基督使徒的角色，我們可以從哥林多後書的描述讀起。保羅在這封信中，分享他事工的核心。保羅是神特別差派的使者，負責在非猶太人（外邦人）中建立並牧養教會。他的服事態度嚴肅真誠，信息關乎生死的重大議題（</w:t>
+        <w:t>令人遺憾的是，敵對神的行為不僅限於信仰群體之外的人。聖經記載許多看似認識神，後來卻背離祂的人（見</w:t>
       </w:r>
       <w:hyperlink r:id="rId13">
         <w:r>
@@ -242,15 +242,9 @@
             <w:color w:val="0000EE"/>
             <w:u w:val="single"/>
           </w:rPr>
-          <w:t>林後2:15–17</w:t>
+          <w:t>民16章；</w:t>
         </w:r>
       </w:hyperlink>
-      <w:r>
-        <w:rPr>
-          <w:lang w:val="zh_TW" w:bidi="zh_TW"/>
-        </w:rPr>
-        <w:t>）。他也是早期的基督教宣教士，將關於耶穌的好消息（福音），帶到從未聽過耶穌的人當中（見</w:t>
-      </w:r>
       <w:hyperlink r:id="rId14">
         <w:r>
           <w:rPr>
@@ -260,7 +254,199 @@
             <w:color w:val="0000EE"/>
             <w:u w:val="single"/>
           </w:rPr>
-          <w:t>羅15:20–21</w:t>
+          <w:t>申13章；</w:t>
+        </w:r>
+      </w:hyperlink>
+      <w:hyperlink r:id="rId15">
+        <w:r>
+          <w:rPr>
+            <w:lang w:val="zh_TW" w:bidi="zh_TW"/>
+          </w:rPr>
+          <w:rPr>
+            <w:color w:val="0000EE"/>
+            <w:u w:val="single"/>
+          </w:rPr>
+          <w:t>王下17:5–23；</w:t>
+        </w:r>
+      </w:hyperlink>
+      <w:hyperlink r:id="rId16">
+        <w:r>
+          <w:rPr>
+            <w:lang w:val="zh_TW" w:bidi="zh_TW"/>
+          </w:rPr>
+          <w:rPr>
+            <w:color w:val="0000EE"/>
+            <w:u w:val="single"/>
+          </w:rPr>
+          <w:t>結8章</w:t>
+        </w:r>
+      </w:hyperlink>
+      <w:r>
+        <w:rPr>
+          <w:lang w:val="zh_TW" w:bidi="zh_TW"/>
+        </w:rPr>
+        <w:t>）。對於那些離棄神的人，神必按公義施行相應的後果（</w:t>
+      </w:r>
+      <w:hyperlink r:id="rId17">
+        <w:r>
+          <w:rPr>
+            <w:lang w:val="zh_TW" w:bidi="zh_TW"/>
+          </w:rPr>
+          <w:rPr>
+            <w:color w:val="0000EE"/>
+            <w:u w:val="single"/>
+          </w:rPr>
+          <w:t>伯11:20；</w:t>
+        </w:r>
+      </w:hyperlink>
+      <w:hyperlink r:id="rId18">
+        <w:r>
+          <w:rPr>
+            <w:lang w:val="zh_TW" w:bidi="zh_TW"/>
+          </w:rPr>
+          <w:rPr>
+            <w:color w:val="0000EE"/>
+            <w:u w:val="single"/>
+          </w:rPr>
+          <w:t>箴1:24–31；</w:t>
+        </w:r>
+      </w:hyperlink>
+      <w:hyperlink r:id="rId19">
+        <w:r>
+          <w:rPr>
+            <w:lang w:val="zh_TW" w:bidi="zh_TW"/>
+          </w:rPr>
+          <w:rPr>
+            <w:color w:val="0000EE"/>
+            <w:u w:val="single"/>
+          </w:rPr>
+          <w:t>耶11:11</w:t>
+        </w:r>
+      </w:hyperlink>
+      <w:r>
+        <w:rPr>
+          <w:lang w:val="zh_TW" w:bidi="zh_TW"/>
+        </w:rPr>
+        <w:t>）。耶穌也曾談論那些「跌倒」的人，以及他們將面對的審判（</w:t>
+      </w:r>
+      <w:hyperlink r:id="rId20">
+        <w:r>
+          <w:rPr>
+            <w:lang w:val="zh_TW" w:bidi="zh_TW"/>
+          </w:rPr>
+          <w:rPr>
+            <w:color w:val="0000EE"/>
+            <w:u w:val="single"/>
+          </w:rPr>
+          <w:t>太16:27</w:t>
+        </w:r>
+      </w:hyperlink>
+      <w:r>
+        <w:rPr>
+          <w:lang w:val="zh_TW" w:bidi="zh_TW"/>
+        </w:rPr>
+        <w:t>，</w:t>
+      </w:r>
+      <w:hyperlink r:id="rId21">
+        <w:r>
+          <w:rPr>
+            <w:lang w:val="zh_TW" w:bidi="zh_TW"/>
+          </w:rPr>
+          <w:rPr>
+            <w:color w:val="0000EE"/>
+            <w:u w:val="single"/>
+          </w:rPr>
+          <w:t>23:13</w:t>
+        </w:r>
+      </w:hyperlink>
+      <w:r>
+        <w:rPr>
+          <w:lang w:val="zh_TW" w:bidi="zh_TW"/>
+        </w:rPr>
+        <w:t>，</w:t>
+      </w:r>
+      <w:hyperlink r:id="rId22">
+        <w:r>
+          <w:rPr>
+            <w:lang w:val="zh_TW" w:bidi="zh_TW"/>
+          </w:rPr>
+          <w:rPr>
+            <w:color w:val="0000EE"/>
+            <w:u w:val="single"/>
+          </w:rPr>
+          <w:t>24:10–13</w:t>
+        </w:r>
+      </w:hyperlink>
+      <w:r>
+        <w:rPr>
+          <w:lang w:val="zh_TW" w:bidi="zh_TW"/>
+        </w:rPr>
+        <w:t>，</w:t>
+      </w:r>
+      <w:hyperlink r:id="rId23">
+        <w:r>
+          <w:rPr>
+            <w:lang w:val="zh_TW" w:bidi="zh_TW"/>
+          </w:rPr>
+          <w:rPr>
+            <w:color w:val="0000EE"/>
+            <w:u w:val="single"/>
+          </w:rPr>
+          <w:t>25:41–46</w:t>
+        </w:r>
+      </w:hyperlink>
+      <w:r>
+        <w:rPr>
+          <w:lang w:val="zh_TW" w:bidi="zh_TW"/>
+        </w:rPr>
+        <w:t>），新約的作者亦延續了祂的教導（</w:t>
+      </w:r>
+      <w:hyperlink r:id="rId24">
+        <w:r>
+          <w:rPr>
+            <w:lang w:val="zh_TW" w:bidi="zh_TW"/>
+          </w:rPr>
+          <w:rPr>
+            <w:color w:val="0000EE"/>
+            <w:u w:val="single"/>
+          </w:rPr>
+          <w:t>加1:6–9；</w:t>
+        </w:r>
+      </w:hyperlink>
+      <w:hyperlink r:id="rId25">
+        <w:r>
+          <w:rPr>
+            <w:lang w:val="zh_TW" w:bidi="zh_TW"/>
+          </w:rPr>
+          <w:rPr>
+            <w:color w:val="0000EE"/>
+            <w:u w:val="single"/>
+          </w:rPr>
+          <w:t>提後3:1–9；</w:t>
+        </w:r>
+      </w:hyperlink>
+      <w:hyperlink r:id="rId26">
+        <w:r>
+          <w:rPr>
+            <w:lang w:val="zh_TW" w:bidi="zh_TW"/>
+          </w:rPr>
+          <w:rPr>
+            <w:color w:val="0000EE"/>
+            <w:u w:val="single"/>
+          </w:rPr>
+          <w:t>彼後2:1–22；</w:t>
+        </w:r>
+      </w:hyperlink>
+      <w:hyperlink r:id="rId27">
+        <w:r>
+          <w:rPr>
+            <w:lang w:val="zh_TW" w:bidi="zh_TW"/>
+          </w:rPr>
+          <w:rPr>
+            <w:color w:val="0000EE"/>
+            <w:u w:val="single"/>
+          </w:rPr>
+          <w:t>約一2:18–19</w:t>
         </w:r>
       </w:hyperlink>
       <w:r>
@@ -281,9 +467,9 @@
         <w:rPr>
           <w:lang w:val="zh_TW" w:bidi="zh_TW"/>
         </w:rPr>
-        <w:t>保羅所傳的福音簡明直接（例如，見</w:t>
-      </w:r>
-      <w:hyperlink r:id="rId15">
+        <w:t>聖經明確指出，違背神的旨意將招致嚴重的後果（例如，見</w:t>
+      </w:r>
+      <w:hyperlink r:id="rId28">
         <w:r>
           <w:rPr>
             <w:lang w:val="zh_TW" w:bidi="zh_TW"/>
@@ -292,16 +478,16 @@
             <w:color w:val="0000EE"/>
             <w:u w:val="single"/>
           </w:rPr>
-          <w:t>林後5:1–21</w:t>
+          <w:t>創9:5–6</w:t>
         </w:r>
       </w:hyperlink>
       <w:r>
         <w:rPr>
           <w:lang w:val="zh_TW" w:bidi="zh_TW"/>
         </w:rPr>
-        <w:t>），而他的生命正是這信息的榜樣。他一直真誠和誠實服事（</w:t>
-      </w:r>
-      <w:hyperlink r:id="rId16">
+        <w:t>；</w:t>
+      </w:r>
+      <w:hyperlink r:id="rId29">
         <w:r>
           <w:rPr>
             <w:lang w:val="zh_TW" w:bidi="zh_TW"/>
@@ -310,16 +496,16 @@
             <w:color w:val="0000EE"/>
             <w:u w:val="single"/>
           </w:rPr>
-          <w:t>2:17</w:t>
+          <w:t>民35:16–21</w:t>
         </w:r>
       </w:hyperlink>
       <w:r>
         <w:rPr>
           <w:lang w:val="zh_TW" w:bidi="zh_TW"/>
         </w:rPr>
-        <w:t>，</w:t>
-      </w:r>
-      <w:hyperlink r:id="rId17">
+        <w:t>；</w:t>
+      </w:r>
+      <w:hyperlink r:id="rId30">
         <w:r>
           <w:rPr>
             <w:lang w:val="zh_TW" w:bidi="zh_TW"/>
@@ -328,16 +514,16 @@
             <w:color w:val="0000EE"/>
             <w:u w:val="single"/>
           </w:rPr>
-          <w:t>4:2</w:t>
+          <w:t>利20:10</w:t>
         </w:r>
       </w:hyperlink>
       <w:r>
         <w:rPr>
           <w:lang w:val="zh_TW" w:bidi="zh_TW"/>
         </w:rPr>
-        <w:t>）。在他傳揚基督的信息時，會效法基督在十字架上自我犧牲的榜樣，來服事他人（</w:t>
-      </w:r>
-      <w:hyperlink r:id="rId18">
+        <w:t>；</w:t>
+      </w:r>
+      <w:hyperlink r:id="rId31">
         <w:r>
           <w:rPr>
             <w:lang w:val="zh_TW" w:bidi="zh_TW"/>
@@ -346,7 +532,91 @@
             <w:color w:val="0000EE"/>
             <w:u w:val="single"/>
           </w:rPr>
-          <w:t>11:16–33</w:t>
+          <w:t>亞5:4</w:t>
+        </w:r>
+      </w:hyperlink>
+      <w:r>
+        <w:rPr>
+          <w:lang w:val="zh_TW" w:bidi="zh_TW"/>
+        </w:rPr>
+        <w:t>）。最終，神將把那些敵對祂旨意與權柄的人，從祂所賜生命的同在中分離出來（</w:t>
+      </w:r>
+      <w:hyperlink r:id="rId32">
+        <w:r>
+          <w:rPr>
+            <w:lang w:val="zh_TW" w:bidi="zh_TW"/>
+          </w:rPr>
+          <w:rPr>
+            <w:color w:val="0000EE"/>
+            <w:u w:val="single"/>
+          </w:rPr>
+          <w:t>賽66:14–24</w:t>
+        </w:r>
+      </w:hyperlink>
+      <w:r>
+        <w:rPr>
+          <w:lang w:val="zh_TW" w:bidi="zh_TW"/>
+        </w:rPr>
+        <w:t>）。同樣，希伯來書中有數段經文警戒那些不認真看待神話語的人，指出他們將面對屬靈的危機與神的審判（見</w:t>
+      </w:r>
+      <w:hyperlink r:id="rId33">
+        <w:r>
+          <w:rPr>
+            <w:lang w:val="zh_TW" w:bidi="zh_TW"/>
+          </w:rPr>
+          <w:rPr>
+            <w:color w:val="0000EE"/>
+            <w:u w:val="single"/>
+          </w:rPr>
+          <w:t>來2:1–4，</w:t>
+        </w:r>
+      </w:hyperlink>
+      <w:hyperlink r:id="rId34">
+        <w:r>
+          <w:rPr>
+            <w:lang w:val="zh_TW" w:bidi="zh_TW"/>
+          </w:rPr>
+          <w:rPr>
+            <w:color w:val="0000EE"/>
+            <w:u w:val="single"/>
+          </w:rPr>
+          <w:t>4:12–13，</w:t>
+        </w:r>
+      </w:hyperlink>
+      <w:hyperlink r:id="rId35">
+        <w:r>
+          <w:rPr>
+            <w:lang w:val="zh_TW" w:bidi="zh_TW"/>
+          </w:rPr>
+          <w:rPr>
+            <w:color w:val="0000EE"/>
+            <w:u w:val="single"/>
+          </w:rPr>
+          <w:t>6:4–8，</w:t>
+        </w:r>
+      </w:hyperlink>
+      <w:hyperlink r:id="rId36">
+        <w:r>
+          <w:rPr>
+            <w:lang w:val="zh_TW" w:bidi="zh_TW"/>
+          </w:rPr>
+          <w:rPr>
+            <w:color w:val="0000EE"/>
+            <w:u w:val="single"/>
+          </w:rPr>
+          <w:t>10:26–31，</w:t>
+        </w:r>
+      </w:hyperlink>
+      <w:hyperlink r:id="rId37">
+        <w:r>
+          <w:rPr>
+            <w:lang w:val="zh_TW" w:bidi="zh_TW"/>
+          </w:rPr>
+          <w:rPr>
+            <w:color w:val="0000EE"/>
+            <w:u w:val="single"/>
+          </w:rPr>
+          <w:t>12:25–29</w:t>
         </w:r>
       </w:hyperlink>
       <w:r>
@@ -367,161 +637,33 @@
         <w:rPr>
           <w:lang w:val="zh_TW" w:bidi="zh_TW"/>
         </w:rPr>
-        <w:t>有些人質疑保羅的權柄，因此他講述神如何呼召他成為使徒，並在哥林多建立他的事工（</w:t>
-      </w:r>
-      <w:hyperlink r:id="rId19">
-        <w:r>
-          <w:rPr>
-            <w:lang w:val="zh_TW" w:bidi="zh_TW"/>
-          </w:rPr>
-          <w:rPr>
-            <w:color w:val="0000EE"/>
-            <w:u w:val="single"/>
-          </w:rPr>
-          <w:t>林後10:12–18</w:t>
-        </w:r>
-      </w:hyperlink>
-      <w:r>
-        <w:rPr>
-          <w:lang w:val="zh_TW" w:bidi="zh_TW"/>
-        </w:rPr>
-        <w:t>）。又有人要求他拿證據證明基督揀選了他，並批評他身上的軟弱（</w:t>
-      </w:r>
-      <w:hyperlink r:id="rId20">
-        <w:r>
-          <w:rPr>
-            <w:lang w:val="zh_TW" w:bidi="zh_TW"/>
-          </w:rPr>
-          <w:rPr>
-            <w:color w:val="0000EE"/>
-            <w:u w:val="single"/>
-          </w:rPr>
-          <w:t>13:3</w:t>
-        </w:r>
-      </w:hyperlink>
-      <w:r>
-        <w:rPr>
-          <w:lang w:val="zh_TW" w:bidi="zh_TW"/>
-        </w:rPr>
-        <w:t>）。對此，他指向耶穌的十字架，以及他從中學到的功課（見</w:t>
-      </w:r>
-      <w:hyperlink r:id="rId21">
-        <w:r>
-          <w:rPr>
-            <w:lang w:val="zh_TW" w:bidi="zh_TW"/>
-          </w:rPr>
-          <w:rPr>
-            <w:color w:val="0000EE"/>
-            <w:u w:val="single"/>
-          </w:rPr>
-          <w:t>13:4</w:t>
-        </w:r>
-      </w:hyperlink>
-      <w:r>
-        <w:rPr>
-          <w:lang w:val="zh_TW" w:bidi="zh_TW"/>
-        </w:rPr>
-        <w:t>，</w:t>
-      </w:r>
-      <w:hyperlink r:id="rId22">
-        <w:r>
-          <w:rPr>
-            <w:lang w:val="zh_TW" w:bidi="zh_TW"/>
-          </w:rPr>
-          <w:rPr>
-            <w:color w:val="0000EE"/>
-            <w:u w:val="single"/>
-          </w:rPr>
-          <w:t>4:10</w:t>
-        </w:r>
-      </w:hyperlink>
-      <w:r>
-        <w:rPr>
-          <w:lang w:val="zh_TW" w:bidi="zh_TW"/>
-        </w:rPr>
-        <w:t>）。保羅清楚知道自己的限制，也明白他需要依靠神的恩典來完成他的工作。真正的使徒權柄，是在人的軟弱中彰顯出神的能力（</w:t>
-      </w:r>
-      <w:hyperlink r:id="rId23">
-        <w:r>
-          <w:rPr>
-            <w:lang w:val="zh_TW" w:bidi="zh_TW"/>
-          </w:rPr>
-          <w:rPr>
-            <w:color w:val="0000EE"/>
-            <w:u w:val="single"/>
-          </w:rPr>
-          <w:t>12:1–10</w:t>
-        </w:r>
-      </w:hyperlink>
-      <w:r>
-        <w:rPr>
-          <w:lang w:val="zh_TW" w:bidi="zh_TW"/>
-        </w:rPr>
-        <w:t>）。</w:t>
-      </w:r>
-    </w:p>
-    <w:p>
-      <w:pPr/>
-      <w:r>
-        <w:rPr>
-          <w:lang w:val="zh_TW" w:bidi="zh_TW"/>
-        </w:rPr>
-      </w:r>
-      <w:r>
-        <w:rPr>
-          <w:lang w:val="zh_TW" w:bidi="zh_TW"/>
-        </w:rPr>
-        <w:t>為了支持自己使徒的身份，保羅也曾行神蹟奇事（</w:t>
-      </w:r>
-      <w:hyperlink r:id="rId24">
-        <w:r>
-          <w:rPr>
-            <w:lang w:val="zh_TW" w:bidi="zh_TW"/>
-          </w:rPr>
-          <w:rPr>
-            <w:color w:val="0000EE"/>
-            <w:u w:val="single"/>
-          </w:rPr>
-          <w:t>林後12:12</w:t>
-        </w:r>
-      </w:hyperlink>
-      <w:r>
-        <w:rPr>
-          <w:lang w:val="zh_TW" w:bidi="zh_TW"/>
-        </w:rPr>
-        <w:t>）；但卻未能奏效，初建立的哥林多教會仍有懷疑他的聲音。面對哥林多信徒的質疑，保羅展現極大的耐心，並未放棄他的服事。這份忍耐正反映出耶穌的榜樣，主在世時也遭受許多人的反對（</w:t>
-      </w:r>
-      <w:hyperlink r:id="rId25">
-        <w:r>
-          <w:rPr>
-            <w:lang w:val="zh_TW" w:bidi="zh_TW"/>
-          </w:rPr>
-          <w:rPr>
-            <w:color w:val="0000EE"/>
-            <w:u w:val="single"/>
-          </w:rPr>
-          <w:t>來12:2–3</w:t>
-        </w:r>
-      </w:hyperlink>
-      <w:r>
-        <w:rPr>
-          <w:lang w:val="zh_TW" w:bidi="zh_TW"/>
-        </w:rPr>
-        <w:t>）。</w:t>
-      </w:r>
-    </w:p>
-    <w:p>
-      <w:pPr/>
-      <w:r>
-        <w:rPr>
-          <w:lang w:val="zh_TW" w:bidi="zh_TW"/>
-        </w:rPr>
-      </w:r>
-      <w:r>
-        <w:rPr>
-          <w:lang w:val="zh_TW" w:bidi="zh_TW"/>
-        </w:rPr>
-        <w:t>保羅的榜樣，教導所有參與服事的人：</w:t>
+        <w:t>學者們對於希伯來書中關於</w:t>
+      </w:r>
+      <w:r>
+        <w:rPr>
+          <w:i/>
+          <w:lang w:val="zh_TW" w:bidi="zh_TW"/>
+        </w:rPr>
+        <w:t>背道</w:t>
+      </w:r>
+      <w:r>
+        <w:rPr>
+          <w:lang w:val="zh_TW" w:bidi="zh_TW"/>
+        </w:rPr>
+        <w:t>（</w:t>
+      </w:r>
+      <w:r>
+        <w:rPr>
+          <w:i/>
+          <w:lang w:val="zh_TW" w:bidi="zh_TW"/>
+        </w:rPr>
+        <w:t>apostasy</w:t>
+      </w:r>
+      <w:r>
+        <w:rPr>
+          <w:lang w:val="zh_TW" w:bidi="zh_TW"/>
+        </w:rPr>
+        <w:t>）與審判的「警告經文」有不同的解釋：</w:t>
       </w:r>
     </w:p>
     <w:p>
@@ -543,7 +685,7 @@
         <w:rPr>
           <w:lang w:val="zh_TW" w:bidi="zh_TW"/>
         </w:rPr>
-        <w:t>基督徒領袖應把批評視為自我省察的機會，並檢視所受指控是否屬實。</w:t>
+        <w:t>有些人認為這些警告是勸戒性的，目的在於喚醒聽眾脫離屬靈的怠惰，與真實的審判無關。</w:t>
       </w:r>
     </w:p>
     <w:p>
@@ -561,7 +703,7 @@
         <w:rPr>
           <w:lang w:val="zh_TW" w:bidi="zh_TW"/>
         </w:rPr>
-        <w:t>基督徒領袖在遇到無故反對時應持守忍耐，並專注於自己的工作。</w:t>
+        <w:t>另一種觀點認為作者的對象是尚未歸信基督的猶太人。他們因尚未成為新約（神藉著耶穌基督與人所立的新約定或應許）的一分子而處在神的審判之下。</w:t>
       </w:r>
     </w:p>
     <w:p>
@@ -579,7 +721,43 @@
         <w:rPr>
           <w:lang w:val="zh_TW" w:bidi="zh_TW"/>
         </w:rPr>
-        <w:t>在適當的時候要理性辯護，說明動機，同時也要承認主才是最終的審判者。</w:t>
+        <w:t>第三種觀點認為這些所謂的「背道者（或譯：悖逆的人）」是已經歸信的基督徒，但由於他們屬靈的光景出了問題，將會遭遇神某種形式的審判，但這並不代表他們會失去救恩。</w:t>
+      </w:r>
+    </w:p>
+    <w:p>
+      <w:pPr>
+        <w:pStyle w:val="ListNumber"/>
+        <w:spacing w:line="240" w:lineRule="auto"/>
+        <w:ind w:left="720"/>
+      </w:pPr>
+      <w:r>
+        <w:rPr>
+          <w:lang w:val="zh_TW" w:bidi="zh_TW"/>
+        </w:rPr>
+      </w:r>
+      <w:r>
+        <w:rPr>
+          <w:lang w:val="zh_TW" w:bidi="zh_TW"/>
+        </w:rPr>
+        <w:t>第四種觀點認為，背道者曾經是基督徒群體中真實的信徒，確實經歷過信仰，卻最終背棄了耶穌和教會。</w:t>
+      </w:r>
+    </w:p>
+    <w:p>
+      <w:pPr>
+        <w:pStyle w:val="ListNumber"/>
+        <w:spacing w:line="240" w:lineRule="auto"/>
+        <w:ind w:left="720"/>
+      </w:pPr>
+      <w:r>
+        <w:rPr>
+          <w:lang w:val="zh_TW" w:bidi="zh_TW"/>
+        </w:rPr>
+      </w:r>
+      <w:r>
+        <w:rPr>
+          <w:lang w:val="zh_TW" w:bidi="zh_TW"/>
+        </w:rPr>
+        <w:t>第五種觀點則主張，背道者從來就不是真正的信徒；他們背棄信仰只是顯明他們一開始就沒有真正的認識耶穌。</w:t>
       </w:r>
     </w:p>
     <w:p>
@@ -591,10 +769,9 @@
       </w:r>
       <w:r>
         <w:rPr>
-          <w:u w:val="single"/>
-          <w:lang w:val="zh_TW" w:bidi="zh_TW"/>
-        </w:rPr>
-        <w:t>進深研究的經文段落</w:t>
+          <w:lang w:val="zh_TW" w:bidi="zh_TW"/>
+        </w:rPr>
+        <w:t>對將來審判的警告是為了彰顯神的恩典。其目的是引導悖逆的人回轉歸向神的道路。明白離棄信仰所帶來的後果，有助於堅定我們忠心跟隨耶穌的決心。</w:t>
       </w:r>
     </w:p>
     <w:p>
@@ -604,477 +781,12 @@
           <w:lang w:val="zh_TW" w:bidi="zh_TW"/>
         </w:rPr>
       </w:r>
-      <w:hyperlink r:id="rId26">
-        <w:r>
-          <w:rPr>
-            <w:lang w:val="zh_TW" w:bidi="zh_TW"/>
-          </w:rPr>
-          <w:rPr>
-            <w:color w:val="0000EE"/>
-            <w:u w:val="single"/>
-          </w:rPr>
-          <w:t>太10:5–42</w:t>
-        </w:r>
-      </w:hyperlink>
-      <w:r>
-        <w:rPr>
-          <w:lang w:val="zh_TW" w:bidi="zh_TW"/>
-        </w:rPr>
-        <w:t>，</w:t>
-      </w:r>
-      <w:hyperlink r:id="rId27">
-        <w:r>
-          <w:rPr>
-            <w:lang w:val="zh_TW" w:bidi="zh_TW"/>
-          </w:rPr>
-          <w:rPr>
-            <w:color w:val="0000EE"/>
-            <w:u w:val="single"/>
-          </w:rPr>
-          <w:t>28:18–20</w:t>
-        </w:r>
-      </w:hyperlink>
-      <w:r>
-        <w:rPr>
-          <w:lang w:val="zh_TW" w:bidi="zh_TW"/>
-        </w:rPr>
-        <w:t>；</w:t>
-      </w:r>
-      <w:hyperlink r:id="rId28">
-        <w:r>
-          <w:rPr>
-            <w:lang w:val="zh_TW" w:bidi="zh_TW"/>
-          </w:rPr>
-          <w:rPr>
-            <w:color w:val="0000EE"/>
-            <w:u w:val="single"/>
-          </w:rPr>
-          <w:t>可1:17</w:t>
-        </w:r>
-      </w:hyperlink>
-      <w:r>
-        <w:rPr>
-          <w:lang w:val="zh_TW" w:bidi="zh_TW"/>
-        </w:rPr>
-        <w:t>，</w:t>
-      </w:r>
-      <w:hyperlink r:id="rId29">
-        <w:r>
-          <w:rPr>
-            <w:lang w:val="zh_TW" w:bidi="zh_TW"/>
-          </w:rPr>
-          <w:rPr>
-            <w:color w:val="0000EE"/>
-            <w:u w:val="single"/>
-          </w:rPr>
-          <w:t>2:14</w:t>
-        </w:r>
-      </w:hyperlink>
-      <w:r>
-        <w:rPr>
-          <w:lang w:val="zh_TW" w:bidi="zh_TW"/>
-        </w:rPr>
-        <w:t>，</w:t>
-      </w:r>
-      <w:hyperlink r:id="rId30">
-        <w:r>
-          <w:rPr>
-            <w:lang w:val="zh_TW" w:bidi="zh_TW"/>
-          </w:rPr>
-          <w:rPr>
-            <w:color w:val="0000EE"/>
-            <w:u w:val="single"/>
-          </w:rPr>
-          <w:t>3:14–15</w:t>
-        </w:r>
-      </w:hyperlink>
-      <w:r>
-        <w:rPr>
-          <w:lang w:val="zh_TW" w:bidi="zh_TW"/>
-        </w:rPr>
-        <w:t>；</w:t>
-      </w:r>
-      <w:hyperlink r:id="rId31">
-        <w:r>
-          <w:rPr>
-            <w:lang w:val="zh_TW" w:bidi="zh_TW"/>
-          </w:rPr>
-          <w:rPr>
-            <w:color w:val="0000EE"/>
-            <w:u w:val="single"/>
-          </w:rPr>
-          <w:t>約21:15–17</w:t>
-        </w:r>
-      </w:hyperlink>
-      <w:r>
-        <w:rPr>
-          <w:lang w:val="zh_TW" w:bidi="zh_TW"/>
-        </w:rPr>
-        <w:t>；</w:t>
-      </w:r>
-      <w:hyperlink r:id="rId32">
-        <w:r>
-          <w:rPr>
-            <w:lang w:val="zh_TW" w:bidi="zh_TW"/>
-          </w:rPr>
-          <w:rPr>
-            <w:color w:val="0000EE"/>
-            <w:u w:val="single"/>
-          </w:rPr>
-          <w:t>徒1:2–8</w:t>
-        </w:r>
-      </w:hyperlink>
-      <w:r>
-        <w:rPr>
-          <w:lang w:val="zh_TW" w:bidi="zh_TW"/>
-        </w:rPr>
-        <w:t>、</w:t>
-      </w:r>
-      <w:hyperlink r:id="rId33">
-        <w:r>
-          <w:rPr>
-            <w:lang w:val="zh_TW" w:bidi="zh_TW"/>
-          </w:rPr>
-          <w:rPr>
-            <w:color w:val="0000EE"/>
-            <w:u w:val="single"/>
-          </w:rPr>
-          <w:t>20–26</w:t>
-        </w:r>
-      </w:hyperlink>
-      <w:r>
-        <w:rPr>
-          <w:lang w:val="zh_TW" w:bidi="zh_TW"/>
-        </w:rPr>
-        <w:t>，</w:t>
-      </w:r>
-      <w:hyperlink r:id="rId34">
-        <w:r>
-          <w:rPr>
-            <w:lang w:val="zh_TW" w:bidi="zh_TW"/>
-          </w:rPr>
-          <w:rPr>
-            <w:color w:val="0000EE"/>
-            <w:u w:val="single"/>
-          </w:rPr>
-          <w:t>2:42–43</w:t>
-        </w:r>
-      </w:hyperlink>
-      <w:r>
-        <w:rPr>
-          <w:lang w:val="zh_TW" w:bidi="zh_TW"/>
-        </w:rPr>
-        <w:t>，</w:t>
-      </w:r>
-      <w:hyperlink r:id="rId35">
-        <w:r>
-          <w:rPr>
-            <w:lang w:val="zh_TW" w:bidi="zh_TW"/>
-          </w:rPr>
-          <w:rPr>
-            <w:color w:val="0000EE"/>
-            <w:u w:val="single"/>
-          </w:rPr>
-          <w:t>4:33</w:t>
-        </w:r>
-      </w:hyperlink>
-      <w:r>
-        <w:rPr>
-          <w:lang w:val="zh_TW" w:bidi="zh_TW"/>
-        </w:rPr>
-        <w:t>，</w:t>
-      </w:r>
-      <w:hyperlink r:id="rId36">
-        <w:r>
-          <w:rPr>
-            <w:lang w:val="zh_TW" w:bidi="zh_TW"/>
-          </w:rPr>
-          <w:rPr>
-            <w:color w:val="0000EE"/>
-            <w:u w:val="single"/>
-          </w:rPr>
-          <w:t>5:12</w:t>
-        </w:r>
-      </w:hyperlink>
-      <w:r>
-        <w:rPr>
-          <w:lang w:val="zh_TW" w:bidi="zh_TW"/>
-        </w:rPr>
-        <w:t>，</w:t>
-      </w:r>
-      <w:hyperlink r:id="rId37">
-        <w:r>
-          <w:rPr>
-            <w:lang w:val="zh_TW" w:bidi="zh_TW"/>
-          </w:rPr>
-          <w:rPr>
-            <w:color w:val="0000EE"/>
-            <w:u w:val="single"/>
-          </w:rPr>
-          <w:t>6:2–4</w:t>
-        </w:r>
-      </w:hyperlink>
-      <w:r>
-        <w:rPr>
-          <w:lang w:val="zh_TW" w:bidi="zh_TW"/>
-        </w:rPr>
-        <w:t>，</w:t>
-      </w:r>
-      <w:hyperlink r:id="rId38">
-        <w:r>
-          <w:rPr>
-            <w:lang w:val="zh_TW" w:bidi="zh_TW"/>
-          </w:rPr>
-          <w:rPr>
-            <w:color w:val="0000EE"/>
-            <w:u w:val="single"/>
-          </w:rPr>
-          <w:t>10:39–43</w:t>
-        </w:r>
-      </w:hyperlink>
-      <w:r>
-        <w:rPr>
-          <w:lang w:val="zh_TW" w:bidi="zh_TW"/>
-        </w:rPr>
-        <w:t>，</w:t>
-      </w:r>
-      <w:hyperlink r:id="rId39">
-        <w:r>
-          <w:rPr>
-            <w:lang w:val="zh_TW" w:bidi="zh_TW"/>
-          </w:rPr>
-          <w:rPr>
-            <w:color w:val="0000EE"/>
-            <w:u w:val="single"/>
-          </w:rPr>
-          <w:t>14:3</w:t>
-        </w:r>
-      </w:hyperlink>
-      <w:r>
-        <w:rPr>
-          <w:lang w:val="zh_TW" w:bidi="zh_TW"/>
-        </w:rPr>
-        <w:t>；</w:t>
-      </w:r>
-      <w:hyperlink r:id="rId40">
-        <w:r>
-          <w:rPr>
-            <w:lang w:val="zh_TW" w:bidi="zh_TW"/>
-          </w:rPr>
-          <w:rPr>
-            <w:color w:val="0000EE"/>
-            <w:u w:val="single"/>
-          </w:rPr>
-          <w:t>羅1:5</w:t>
-        </w:r>
-      </w:hyperlink>
-      <w:r>
-        <w:rPr>
-          <w:lang w:val="zh_TW" w:bidi="zh_TW"/>
-        </w:rPr>
-        <w:t>，</w:t>
-      </w:r>
-      <w:hyperlink r:id="rId41">
-        <w:r>
-          <w:rPr>
-            <w:lang w:val="zh_TW" w:bidi="zh_TW"/>
-          </w:rPr>
-          <w:rPr>
-            <w:color w:val="0000EE"/>
-            <w:u w:val="single"/>
-          </w:rPr>
-          <w:t>15:17–21</w:t>
-        </w:r>
-      </w:hyperlink>
-      <w:r>
-        <w:rPr>
-          <w:lang w:val="zh_TW" w:bidi="zh_TW"/>
-        </w:rPr>
-        <w:t>；</w:t>
-      </w:r>
-      <w:hyperlink r:id="rId42">
-        <w:r>
-          <w:rPr>
-            <w:lang w:val="zh_TW" w:bidi="zh_TW"/>
-          </w:rPr>
-          <w:rPr>
-            <w:color w:val="0000EE"/>
-            <w:u w:val="single"/>
-          </w:rPr>
-          <w:t>林前4:8–13</w:t>
-        </w:r>
-      </w:hyperlink>
-      <w:r>
-        <w:rPr>
-          <w:lang w:val="zh_TW" w:bidi="zh_TW"/>
-        </w:rPr>
-        <w:t>，</w:t>
-      </w:r>
-      <w:hyperlink r:id="rId43">
-        <w:r>
-          <w:rPr>
-            <w:lang w:val="zh_TW" w:bidi="zh_TW"/>
-          </w:rPr>
-          <w:rPr>
-            <w:color w:val="0000EE"/>
-            <w:u w:val="single"/>
-          </w:rPr>
-          <w:t>12:28–29</w:t>
-        </w:r>
-      </w:hyperlink>
-      <w:r>
-        <w:rPr>
-          <w:lang w:val="zh_TW" w:bidi="zh_TW"/>
-        </w:rPr>
-        <w:t>；</w:t>
-      </w:r>
-      <w:hyperlink r:id="rId16">
-        <w:r>
-          <w:rPr>
-            <w:lang w:val="zh_TW" w:bidi="zh_TW"/>
-          </w:rPr>
-          <w:rPr>
-            <w:color w:val="0000EE"/>
-            <w:u w:val="single"/>
-          </w:rPr>
-          <w:t>林後2:17</w:t>
-        </w:r>
-      </w:hyperlink>
-      <w:r>
-        <w:rPr>
-          <w:lang w:val="zh_TW" w:bidi="zh_TW"/>
-        </w:rPr>
-        <w:t>，</w:t>
-      </w:r>
-      <w:hyperlink r:id="rId17">
-        <w:r>
-          <w:rPr>
-            <w:lang w:val="zh_TW" w:bidi="zh_TW"/>
-          </w:rPr>
-          <w:rPr>
-            <w:color w:val="0000EE"/>
-            <w:u w:val="single"/>
-          </w:rPr>
-          <w:t>4:2</w:t>
-        </w:r>
-      </w:hyperlink>
-      <w:r>
-        <w:rPr>
-          <w:lang w:val="zh_TW" w:bidi="zh_TW"/>
-        </w:rPr>
-        <w:t>，</w:t>
-      </w:r>
-      <w:hyperlink r:id="rId44">
-        <w:r>
-          <w:rPr>
-            <w:lang w:val="zh_TW" w:bidi="zh_TW"/>
-          </w:rPr>
-          <w:rPr>
-            <w:color w:val="0000EE"/>
-            <w:u w:val="single"/>
-          </w:rPr>
-          <w:t>6:3–12</w:t>
-        </w:r>
-      </w:hyperlink>
-      <w:r>
-        <w:rPr>
-          <w:lang w:val="zh_TW" w:bidi="zh_TW"/>
-        </w:rPr>
-        <w:t>，</w:t>
-      </w:r>
-      <w:hyperlink r:id="rId19">
-        <w:r>
-          <w:rPr>
-            <w:lang w:val="zh_TW" w:bidi="zh_TW"/>
-          </w:rPr>
-          <w:rPr>
-            <w:color w:val="0000EE"/>
-            <w:u w:val="single"/>
-          </w:rPr>
-          <w:t>10:12–18</w:t>
-        </w:r>
-      </w:hyperlink>
-      <w:r>
-        <w:rPr>
-          <w:lang w:val="zh_TW" w:bidi="zh_TW"/>
-        </w:rPr>
-        <w:t>；</w:t>
-      </w:r>
-      <w:hyperlink r:id="rId45">
-        <w:r>
-          <w:rPr>
-            <w:lang w:val="zh_TW" w:bidi="zh_TW"/>
-          </w:rPr>
-          <w:rPr>
-            <w:color w:val="0000EE"/>
-            <w:u w:val="single"/>
-          </w:rPr>
-          <w:t>弗2:20</w:t>
-        </w:r>
-      </w:hyperlink>
-      <w:r>
-        <w:rPr>
-          <w:lang w:val="zh_TW" w:bidi="zh_TW"/>
-        </w:rPr>
-        <w:t>，</w:t>
-      </w:r>
-      <w:hyperlink r:id="rId46">
-        <w:r>
-          <w:rPr>
-            <w:lang w:val="zh_TW" w:bidi="zh_TW"/>
-          </w:rPr>
-          <w:rPr>
-            <w:color w:val="0000EE"/>
-            <w:u w:val="single"/>
-          </w:rPr>
-          <w:t>3:4–5</w:t>
-        </w:r>
-      </w:hyperlink>
-      <w:r>
-        <w:rPr>
-          <w:lang w:val="zh_TW" w:bidi="zh_TW"/>
-        </w:rPr>
-        <w:t>，</w:t>
-      </w:r>
-      <w:hyperlink r:id="rId47">
-        <w:r>
-          <w:rPr>
-            <w:lang w:val="zh_TW" w:bidi="zh_TW"/>
-          </w:rPr>
-          <w:rPr>
-            <w:color w:val="0000EE"/>
-            <w:u w:val="single"/>
-          </w:rPr>
-          <w:t>4:11–13</w:t>
-        </w:r>
-      </w:hyperlink>
-      <w:r>
-        <w:rPr>
-          <w:lang w:val="zh_TW" w:bidi="zh_TW"/>
-        </w:rPr>
-        <w:t>；</w:t>
-      </w:r>
-      <w:hyperlink r:id="rId48">
-        <w:r>
-          <w:rPr>
-            <w:lang w:val="zh_TW" w:bidi="zh_TW"/>
-          </w:rPr>
-          <w:rPr>
-            <w:color w:val="0000EE"/>
-            <w:u w:val="single"/>
-          </w:rPr>
-          <w:t>帖前2:7–12</w:t>
-        </w:r>
-      </w:hyperlink>
-      <w:r>
-        <w:rPr>
-          <w:lang w:val="zh_TW" w:bidi="zh_TW"/>
-        </w:rPr>
-      </w:r>
-      <w:r>
-        <w:rPr>
-          <w:lang w:val="zh_TW" w:bidi="zh_TW"/>
-        </w:rPr>
+      <w:r>
+        <w:rPr>
+          <w:u w:val="single"/>
+          <w:lang w:val="zh_TW" w:bidi="zh_TW"/>
+        </w:rPr>
+        <w:t>進深研究的經文段落</w:t>
       </w:r>
     </w:p>
     <w:p>
@@ -1084,16 +796,166 @@
           <w:lang w:val="zh_TW" w:bidi="zh_TW"/>
         </w:rPr>
       </w:r>
-    </w:p>
-    <w:p>
-      <w:pPr>
-        <w:pStyle w:val="Heading2"/>
-      </w:pPr>
-      <w:r>
-        <w:rPr>
-          <w:lang w:val="zh_TW" w:bidi="zh_TW"/>
-        </w:rPr>
-        <w:t>報應</w:t>
+      <w:hyperlink r:id="rId13">
+        <w:r>
+          <w:rPr>
+            <w:lang w:val="zh_TW" w:bidi="zh_TW"/>
+          </w:rPr>
+          <w:rPr>
+            <w:color w:val="0000EE"/>
+            <w:u w:val="single"/>
+          </w:rPr>
+          <w:t>民16:1–50；</w:t>
+        </w:r>
+      </w:hyperlink>
+      <w:hyperlink r:id="rId14">
+        <w:r>
+          <w:rPr>
+            <w:lang w:val="zh_TW" w:bidi="zh_TW"/>
+          </w:rPr>
+          <w:rPr>
+            <w:color w:val="0000EE"/>
+            <w:u w:val="single"/>
+          </w:rPr>
+          <w:t>申13:1–18；</w:t>
+        </w:r>
+      </w:hyperlink>
+      <w:hyperlink r:id="rId15">
+        <w:r>
+          <w:rPr>
+            <w:lang w:val="zh_TW" w:bidi="zh_TW"/>
+          </w:rPr>
+          <w:rPr>
+            <w:color w:val="0000EE"/>
+            <w:u w:val="single"/>
+          </w:rPr>
+          <w:t>王下17:5–23；</w:t>
+        </w:r>
+      </w:hyperlink>
+      <w:hyperlink r:id="rId16">
+        <w:r>
+          <w:rPr>
+            <w:lang w:val="zh_TW" w:bidi="zh_TW"/>
+          </w:rPr>
+          <w:rPr>
+            <w:color w:val="0000EE"/>
+            <w:u w:val="single"/>
+          </w:rPr>
+          <w:t>結8:1–18；</w:t>
+        </w:r>
+      </w:hyperlink>
+      <w:hyperlink r:id="rId22">
+        <w:r>
+          <w:rPr>
+            <w:lang w:val="zh_TW" w:bidi="zh_TW"/>
+          </w:rPr>
+          <w:rPr>
+            <w:color w:val="0000EE"/>
+            <w:u w:val="single"/>
+          </w:rPr>
+          <w:t>太24:10–13；</w:t>
+        </w:r>
+      </w:hyperlink>
+      <w:hyperlink r:id="rId24">
+        <w:r>
+          <w:rPr>
+            <w:lang w:val="zh_TW" w:bidi="zh_TW"/>
+          </w:rPr>
+          <w:rPr>
+            <w:color w:val="0000EE"/>
+            <w:u w:val="single"/>
+          </w:rPr>
+          <w:t>加1:6–9；</w:t>
+        </w:r>
+      </w:hyperlink>
+      <w:hyperlink r:id="rId25">
+        <w:r>
+          <w:rPr>
+            <w:lang w:val="zh_TW" w:bidi="zh_TW"/>
+          </w:rPr>
+          <w:rPr>
+            <w:color w:val="0000EE"/>
+            <w:u w:val="single"/>
+          </w:rPr>
+          <w:t>提後3:1–9；</w:t>
+        </w:r>
+      </w:hyperlink>
+      <w:hyperlink r:id="rId33">
+        <w:r>
+          <w:rPr>
+            <w:lang w:val="zh_TW" w:bidi="zh_TW"/>
+          </w:rPr>
+          <w:rPr>
+            <w:color w:val="0000EE"/>
+            <w:u w:val="single"/>
+          </w:rPr>
+          <w:t>來2:1–4</w:t>
+        </w:r>
+      </w:hyperlink>
+      <w:r>
+        <w:rPr>
+          <w:lang w:val="zh_TW" w:bidi="zh_TW"/>
+        </w:rPr>
+        <w:t>，</w:t>
+      </w:r>
+      <w:hyperlink r:id="rId35">
+        <w:r>
+          <w:rPr>
+            <w:lang w:val="zh_TW" w:bidi="zh_TW"/>
+          </w:rPr>
+          <w:rPr>
+            <w:color w:val="0000EE"/>
+            <w:u w:val="single"/>
+          </w:rPr>
+          <w:t>6:4–8</w:t>
+        </w:r>
+      </w:hyperlink>
+      <w:r>
+        <w:rPr>
+          <w:lang w:val="zh_TW" w:bidi="zh_TW"/>
+        </w:rPr>
+        <w:t>，</w:t>
+      </w:r>
+      <w:hyperlink r:id="rId36">
+        <w:r>
+          <w:rPr>
+            <w:lang w:val="zh_TW" w:bidi="zh_TW"/>
+          </w:rPr>
+          <w:rPr>
+            <w:color w:val="0000EE"/>
+            <w:u w:val="single"/>
+          </w:rPr>
+          <w:t>10:26–31；</w:t>
+        </w:r>
+      </w:hyperlink>
+      <w:hyperlink r:id="rId26">
+        <w:r>
+          <w:rPr>
+            <w:lang w:val="zh_TW" w:bidi="zh_TW"/>
+          </w:rPr>
+          <w:rPr>
+            <w:color w:val="0000EE"/>
+            <w:u w:val="single"/>
+          </w:rPr>
+          <w:t>彼後2:1–22；</w:t>
+        </w:r>
+      </w:hyperlink>
+      <w:hyperlink r:id="rId27">
+        <w:r>
+          <w:rPr>
+            <w:lang w:val="zh_TW" w:bidi="zh_TW"/>
+          </w:rPr>
+          <w:rPr>
+            <w:color w:val="0000EE"/>
+            <w:u w:val="single"/>
+          </w:rPr>
+          <w:t>約一2:18–19</w:t>
+        </w:r>
+      </w:hyperlink>
+      <w:r>
+        <w:rPr>
+          <w:lang w:val="zh_TW" w:bidi="zh_TW"/>
+        </w:rPr>
       </w:r>
       <w:r>
         <w:rPr>
@@ -1108,101 +970,21 @@
           <w:lang w:val="zh_TW" w:bidi="zh_TW"/>
         </w:rPr>
       </w:r>
-      <w:r>
-        <w:rPr>
-          <w:lang w:val="zh_TW" w:bidi="zh_TW"/>
-        </w:rPr>
-        <w:t>神將生養眾多、治理全地的任務交給人類（</w:t>
-      </w:r>
-      <w:hyperlink r:id="rId49">
-        <w:r>
-          <w:rPr>
-            <w:lang w:val="zh_TW" w:bidi="zh_TW"/>
-          </w:rPr>
-          <w:rPr>
-            <w:color w:val="0000EE"/>
-            <w:u w:val="single"/>
-          </w:rPr>
-          <w:t>創1:28</w:t>
-        </w:r>
-      </w:hyperlink>
-      <w:r>
-        <w:rPr>
-          <w:lang w:val="zh_TW" w:bidi="zh_TW"/>
-        </w:rPr>
-        <w:t>）。然而，隨著人口增多，人們在屬靈上愈見敗壞，暴力與殺戮也日漸增多（</w:t>
-      </w:r>
-      <w:hyperlink r:id="rId50">
-        <w:r>
-          <w:rPr>
-            <w:lang w:val="zh_TW" w:bidi="zh_TW"/>
-          </w:rPr>
-          <w:rPr>
-            <w:color w:val="0000EE"/>
-            <w:u w:val="single"/>
-          </w:rPr>
-          <w:t>4:8</w:t>
-        </w:r>
-      </w:hyperlink>
-      <w:r>
-        <w:rPr>
-          <w:lang w:val="zh_TW" w:bidi="zh_TW"/>
-        </w:rPr>
-        <w:t>、</w:t>
-      </w:r>
-      <w:hyperlink r:id="rId51">
-        <w:r>
-          <w:rPr>
-            <w:lang w:val="zh_TW" w:bidi="zh_TW"/>
-          </w:rPr>
-          <w:rPr>
-            <w:color w:val="0000EE"/>
-            <w:u w:val="single"/>
-          </w:rPr>
-          <w:t>23</w:t>
-        </w:r>
-      </w:hyperlink>
-      <w:r>
-        <w:rPr>
-          <w:lang w:val="zh_TW" w:bidi="zh_TW"/>
-        </w:rPr>
-        <w:t>，</w:t>
-      </w:r>
-      <w:hyperlink r:id="rId52">
-        <w:r>
-          <w:rPr>
-            <w:lang w:val="zh_TW" w:bidi="zh_TW"/>
-          </w:rPr>
-          <w:rPr>
-            <w:color w:val="0000EE"/>
-            <w:u w:val="single"/>
-          </w:rPr>
-          <w:t>6:5</w:t>
-        </w:r>
-      </w:hyperlink>
-      <w:r>
-        <w:rPr>
-          <w:lang w:val="zh_TW" w:bidi="zh_TW"/>
-        </w:rPr>
-        <w:t>、</w:t>
-      </w:r>
-      <w:hyperlink r:id="rId53">
-        <w:r>
-          <w:rPr>
-            <w:lang w:val="zh_TW" w:bidi="zh_TW"/>
-          </w:rPr>
-          <w:rPr>
-            <w:color w:val="0000EE"/>
-            <w:u w:val="single"/>
-          </w:rPr>
-          <w:t>11–13</w:t>
-        </w:r>
-      </w:hyperlink>
-      <w:r>
-        <w:rPr>
-          <w:lang w:val="zh_TW" w:bidi="zh_TW"/>
-        </w:rPr>
-        <w:t>），世界因此變得敗壞，需要潔淨。</w:t>
+    </w:p>
+    <w:p>
+      <w:pPr>
+        <w:pStyle w:val="Heading2"/>
+      </w:pPr>
+      <w:r>
+        <w:rPr>
+          <w:lang w:val="zh_TW" w:bidi="zh_TW"/>
+        </w:rPr>
+        <w:t>背道和復興</w:t>
+      </w:r>
+      <w:r>
+        <w:rPr>
+          <w:lang w:val="zh_TW" w:bidi="zh_TW"/>
+        </w:rPr>
       </w:r>
     </w:p>
     <w:p>
@@ -1216,22 +998,9 @@
         <w:rPr>
           <w:lang w:val="zh_TW" w:bidi="zh_TW"/>
         </w:rPr>
-        <w:t>在挪亞的時代，神降下大洪水來潔淨這敗壞的世界，並報應作惡之人。</w:t>
-      </w:r>
-      <w:r>
-        <w:rPr>
-          <w:b/>
-          <w:lang w:val="zh_TW" w:bidi="zh_TW"/>
-        </w:rPr>
-        <w:t>報應</w:t>
-      </w:r>
-      <w:r>
-        <w:rPr>
-          <w:lang w:val="zh_TW" w:bidi="zh_TW"/>
-        </w:rPr>
-        <w:t>的意思是「按人所當得的報償」（giving what is due），通常是指對惡行的懲罰。這個觀念源於人們相信世界有其道德秩序，而這秩序必須維持，或在破壞後恢復（見</w:t>
-      </w:r>
-      <w:hyperlink r:id="rId54">
+        <w:t>在以色列國分裂時期，人們常常認為北國以色列是不忠的，而南國猶大則是忠於神的。當耶羅波安建立北國時，許多義人為了遠離他的惡行而遷往猶大（</w:t>
+      </w:r>
+      <w:hyperlink r:id="rId38">
         <w:r>
           <w:rPr>
             <w:lang w:val="zh_TW" w:bidi="zh_TW"/>
@@ -1240,50 +1009,14 @@
             <w:color w:val="0000EE"/>
             <w:u w:val="single"/>
           </w:rPr>
-          <w:t>詩7:14–16</w:t>
+          <w:t>代下11:13–17</w:t>
         </w:r>
       </w:hyperlink>
       <w:r>
         <w:rPr>
           <w:lang w:val="zh_TW" w:bidi="zh_TW"/>
         </w:rPr>
-        <w:t>；</w:t>
-      </w:r>
-      <w:hyperlink r:id="rId55">
-        <w:r>
-          <w:rPr>
-            <w:lang w:val="zh_TW" w:bidi="zh_TW"/>
-          </w:rPr>
-          <w:rPr>
-            <w:color w:val="0000EE"/>
-            <w:u w:val="single"/>
-          </w:rPr>
-          <w:t>箴11:17–21</w:t>
-        </w:r>
-      </w:hyperlink>
-      <w:r>
-        <w:rPr>
-          <w:lang w:val="zh_TW" w:bidi="zh_TW"/>
-        </w:rPr>
-        <w:t>，</w:t>
-      </w:r>
-      <w:hyperlink r:id="rId56">
-        <w:r>
-          <w:rPr>
-            <w:lang w:val="zh_TW" w:bidi="zh_TW"/>
-          </w:rPr>
-          <w:rPr>
-            <w:color w:val="0000EE"/>
-            <w:u w:val="single"/>
-          </w:rPr>
-          <w:t>26:27</w:t>
-        </w:r>
-      </w:hyperlink>
-      <w:r>
-        <w:rPr>
-          <w:lang w:val="zh_TW" w:bidi="zh_TW"/>
-        </w:rPr>
-        <w:t>）。</w:t>
+        <w:t>）。然而，南國後來也漸漸離棄對神的信靠。</w:t>
       </w:r>
     </w:p>
     <w:p>
@@ -1297,9 +1030,31 @@
         <w:rPr>
           <w:lang w:val="zh_TW" w:bidi="zh_TW"/>
         </w:rPr>
-        <w:t>神透過伸張公義、懲罰惡行、獎賞善行來維護世界的道德秩序（</w:t>
-      </w:r>
-      <w:hyperlink r:id="rId57">
+        <w:t>亞哈斯王變得與耶羅波安一樣：</w:t>
+      </w:r>
+    </w:p>
+    <w:p>
+      <w:pPr>
+        <w:pStyle w:val="ListNumber"/>
+        <w:numPr>
+          <w:ilvl w:val="0"/>
+          <w:numId w:val="15"/>
+        </w:numPr>
+        <w:spacing w:line="240" w:lineRule="auto"/>
+        <w:ind w:left="720"/>
+      </w:pPr>
+      <w:r>
+        <w:rPr>
+          <w:lang w:val="zh_TW" w:bidi="zh_TW"/>
+        </w:rPr>
+      </w:r>
+      <w:r>
+        <w:rPr>
+          <w:lang w:val="zh_TW" w:bidi="zh_TW"/>
+        </w:rPr>
+        <w:t>他製造了金屬偶像（</w:t>
+      </w:r>
+      <w:hyperlink r:id="rId39">
         <w:r>
           <w:rPr>
             <w:lang w:val="zh_TW" w:bidi="zh_TW"/>
@@ -1308,14 +1063,194 @@
             <w:color w:val="0000EE"/>
             <w:u w:val="single"/>
           </w:rPr>
-          <w:t>加6:7–8</w:t>
+          <w:t>28:2</w:t>
         </w:r>
       </w:hyperlink>
       <w:r>
         <w:rPr>
           <w:lang w:val="zh_TW" w:bidi="zh_TW"/>
         </w:rPr>
-        <w:t>）。因為神掌管萬有，所以這世界從未被道德的混亂完全吞沒。人要為自己所行的一切向神交帳。</w:t>
+        <w:t>）。</w:t>
+      </w:r>
+    </w:p>
+    <w:p>
+      <w:pPr>
+        <w:pStyle w:val="ListNumber"/>
+        <w:spacing w:line="240" w:lineRule="auto"/>
+        <w:ind w:left="720"/>
+      </w:pPr>
+      <w:r>
+        <w:rPr>
+          <w:lang w:val="zh_TW" w:bidi="zh_TW"/>
+        </w:rPr>
+      </w:r>
+      <w:r>
+        <w:rPr>
+          <w:lang w:val="zh_TW" w:bidi="zh_TW"/>
+        </w:rPr>
+        <w:t>他敬拜大馬士革的神明（</w:t>
+      </w:r>
+      <w:hyperlink r:id="rId40">
+        <w:r>
+          <w:rPr>
+            <w:lang w:val="zh_TW" w:bidi="zh_TW"/>
+          </w:rPr>
+          <w:rPr>
+            <w:color w:val="0000EE"/>
+            <w:u w:val="single"/>
+          </w:rPr>
+          <w:t>28:23</w:t>
+        </w:r>
+      </w:hyperlink>
+      <w:r>
+        <w:rPr>
+          <w:lang w:val="zh_TW" w:bidi="zh_TW"/>
+        </w:rPr>
+        <w:t>）。</w:t>
+      </w:r>
+    </w:p>
+    <w:p>
+      <w:pPr>
+        <w:pStyle w:val="ListNumber"/>
+        <w:spacing w:line="240" w:lineRule="auto"/>
+        <w:ind w:left="720"/>
+      </w:pPr>
+      <w:r>
+        <w:rPr>
+          <w:lang w:val="zh_TW" w:bidi="zh_TW"/>
+        </w:rPr>
+      </w:r>
+      <w:r>
+        <w:rPr>
+          <w:lang w:val="zh_TW" w:bidi="zh_TW"/>
+        </w:rPr>
+        <w:t>他忽視聖殿（</w:t>
+      </w:r>
+      <w:hyperlink r:id="rId41">
+        <w:r>
+          <w:rPr>
+            <w:lang w:val="zh_TW" w:bidi="zh_TW"/>
+          </w:rPr>
+          <w:rPr>
+            <w:color w:val="0000EE"/>
+            <w:u w:val="single"/>
+          </w:rPr>
+          <w:t>28:24</w:t>
+        </w:r>
+      </w:hyperlink>
+      <w:r>
+        <w:rPr>
+          <w:lang w:val="zh_TW" w:bidi="zh_TW"/>
+        </w:rPr>
+        <w:t>，</w:t>
+      </w:r>
+      <w:hyperlink r:id="rId42">
+        <w:r>
+          <w:rPr>
+            <w:lang w:val="zh_TW" w:bidi="zh_TW"/>
+          </w:rPr>
+          <w:rPr>
+            <w:color w:val="0000EE"/>
+            <w:u w:val="single"/>
+          </w:rPr>
+          <w:t>29:7</w:t>
+        </w:r>
+      </w:hyperlink>
+      <w:r>
+        <w:rPr>
+          <w:lang w:val="zh_TW" w:bidi="zh_TW"/>
+        </w:rPr>
+        <w:t>、</w:t>
+      </w:r>
+      <w:hyperlink r:id="rId43">
+        <w:r>
+          <w:rPr>
+            <w:lang w:val="zh_TW" w:bidi="zh_TW"/>
+          </w:rPr>
+          <w:rPr>
+            <w:color w:val="0000EE"/>
+            <w:u w:val="single"/>
+          </w:rPr>
+          <w:t>19</w:t>
+        </w:r>
+      </w:hyperlink>
+      <w:r>
+        <w:rPr>
+          <w:lang w:val="zh_TW" w:bidi="zh_TW"/>
+        </w:rPr>
+        <w:t>）。</w:t>
+      </w:r>
+    </w:p>
+    <w:p>
+      <w:pPr>
+        <w:pStyle w:val="ListNumber"/>
+        <w:spacing w:line="240" w:lineRule="auto"/>
+        <w:ind w:left="720"/>
+      </w:pPr>
+      <w:r>
+        <w:rPr>
+          <w:lang w:val="zh_TW" w:bidi="zh_TW"/>
+        </w:rPr>
+      </w:r>
+      <w:r>
+        <w:rPr>
+          <w:lang w:val="zh_TW" w:bidi="zh_TW"/>
+        </w:rPr>
+        <w:t>他推動虛假的敬拜（</w:t>
+      </w:r>
+      <w:hyperlink r:id="rId44">
+        <w:r>
+          <w:rPr>
+            <w:lang w:val="zh_TW" w:bidi="zh_TW"/>
+          </w:rPr>
+          <w:rPr>
+            <w:color w:val="0000EE"/>
+            <w:u w:val="single"/>
+          </w:rPr>
+          <w:t>28:24–25</w:t>
+        </w:r>
+      </w:hyperlink>
+      <w:r>
+        <w:rPr>
+          <w:lang w:val="zh_TW" w:bidi="zh_TW"/>
+        </w:rPr>
+        <w:t>）。</w:t>
+      </w:r>
+    </w:p>
+    <w:p>
+      <w:pPr>
+        <w:pStyle w:val="ListNumber"/>
+        <w:spacing w:line="240" w:lineRule="auto"/>
+        <w:ind w:left="720"/>
+      </w:pPr>
+      <w:r>
+        <w:rPr>
+          <w:lang w:val="zh_TW" w:bidi="zh_TW"/>
+        </w:rPr>
+      </w:r>
+      <w:r>
+        <w:rPr>
+          <w:lang w:val="zh_TW" w:bidi="zh_TW"/>
+        </w:rPr>
+        <w:t>他的不忠如此嚴重，以致當時北國的義行甚至超過猶大（見</w:t>
+      </w:r>
+      <w:hyperlink r:id="rId45">
+        <w:r>
+          <w:rPr>
+            <w:lang w:val="zh_TW" w:bidi="zh_TW"/>
+          </w:rPr>
+          <w:rPr>
+            <w:color w:val="0000EE"/>
+            <w:u w:val="single"/>
+          </w:rPr>
+          <w:t>28:9–15</w:t>
+        </w:r>
+      </w:hyperlink>
+      <w:r>
+        <w:rPr>
+          <w:lang w:val="zh_TW" w:bidi="zh_TW"/>
+        </w:rPr>
+        <w:t>）。</w:t>
       </w:r>
     </w:p>
     <w:p>
@@ -1329,27 +1264,9 @@
         <w:rPr>
           <w:lang w:val="zh_TW" w:bidi="zh_TW"/>
         </w:rPr>
-        <w:t>以下是神施行公義的一些例子：</w:t>
-      </w:r>
-    </w:p>
-    <w:p>
-      <w:pPr>
-        <w:pStyle w:val="ListBullet"/>
-        <w:spacing w:line="240" w:lineRule="auto"/>
-        <w:ind w:left="720"/>
-      </w:pPr>
-      <w:r>
-        <w:rPr>
-          <w:lang w:val="zh_TW" w:bidi="zh_TW"/>
-        </w:rPr>
-      </w:r>
-      <w:r>
-        <w:rPr>
-          <w:lang w:val="zh_TW" w:bidi="zh_TW"/>
-        </w:rPr>
-        <w:t>神審判亞當與夏娃，將他們逐出伊甸園（</w:t>
-      </w:r>
-      <w:hyperlink r:id="rId58">
+        <w:t>歷代志作者撰寫的目的是為了激發人對神有朝一日會恢復猶大的盼望。他指出神總是赦免那些悔改的人。悔改可以帶來復興和與神和好（締造平安）的關係。這一點可從北國領袖在面對先知責備他們得勝軍隊時的反應中看見（</w:t>
+      </w:r>
+      <w:hyperlink r:id="rId46">
         <w:r>
           <w:rPr>
             <w:lang w:val="zh_TW" w:bidi="zh_TW"/>
@@ -1358,79 +1275,7 @@
             <w:color w:val="0000EE"/>
             <w:u w:val="single"/>
           </w:rPr>
-          <w:t>創3:8–24</w:t>
-        </w:r>
-      </w:hyperlink>
-      <w:r>
-        <w:rPr>
-          <w:lang w:val="zh_TW" w:bidi="zh_TW"/>
-        </w:rPr>
-        <w:t>）；</w:t>
-      </w:r>
-    </w:p>
-    <w:p>
-      <w:pPr>
-        <w:pStyle w:val="ListBullet"/>
-        <w:spacing w:line="240" w:lineRule="auto"/>
-        <w:ind w:left="720"/>
-      </w:pPr>
-      <w:r>
-        <w:rPr>
-          <w:lang w:val="zh_TW" w:bidi="zh_TW"/>
-        </w:rPr>
-      </w:r>
-      <w:r>
-        <w:rPr>
-          <w:lang w:val="zh_TW" w:bidi="zh_TW"/>
-        </w:rPr>
-        <w:t>神因該隱殺害他的兄弟亞伯而懲罰他（</w:t>
-      </w:r>
-      <w:hyperlink r:id="rId59">
-        <w:r>
-          <w:rPr>
-            <w:lang w:val="zh_TW" w:bidi="zh_TW"/>
-          </w:rPr>
-          <w:rPr>
-            <w:color w:val="0000EE"/>
-            <w:u w:val="single"/>
-          </w:rPr>
-          <w:t>4:10–15</w:t>
-        </w:r>
-      </w:hyperlink>
-      <w:r>
-        <w:rPr>
-          <w:lang w:val="zh_TW" w:bidi="zh_TW"/>
-        </w:rPr>
-        <w:t>）；以及</w:t>
-      </w:r>
-    </w:p>
-    <w:p>
-      <w:pPr>
-        <w:pStyle w:val="ListBullet"/>
-        <w:spacing w:line="240" w:lineRule="auto"/>
-        <w:ind w:left="720"/>
-      </w:pPr>
-      <w:r>
-        <w:rPr>
-          <w:lang w:val="zh_TW" w:bidi="zh_TW"/>
-        </w:rPr>
-      </w:r>
-      <w:r>
-        <w:rPr>
-          <w:lang w:val="zh_TW" w:bidi="zh_TW"/>
-        </w:rPr>
-        <w:t>神降下洪水（</w:t>
-      </w:r>
-      <w:hyperlink r:id="rId60">
-        <w:r>
-          <w:rPr>
-            <w:lang w:val="zh_TW" w:bidi="zh_TW"/>
-          </w:rPr>
-          <w:rPr>
-            <w:color w:val="0000EE"/>
-            <w:u w:val="single"/>
-          </w:rPr>
-          <w:t>6–7章</w:t>
+          <w:t>28:8–15</w:t>
         </w:r>
       </w:hyperlink>
       <w:r>
@@ -1451,9 +1296,9 @@
         <w:rPr>
           <w:lang w:val="zh_TW" w:bidi="zh_TW"/>
         </w:rPr>
-        <w:t>這些事件顯明，那位掌管萬有的神會施行公義審判，這是祂良善計劃中的一部份（另見</w:t>
-      </w:r>
-      <w:hyperlink r:id="rId61">
+        <w:t>猶大在希西家王治理下的復興，也成為恢復與合一的典範，這也類似於所羅門王時代的榮景。希西家在登基的第一年，就著手修復聖殿 （</w:t>
+      </w:r>
+      <w:hyperlink r:id="rId47">
         <w:r>
           <w:rPr>
             <w:lang w:val="zh_TW" w:bidi="zh_TW"/>
@@ -1462,16 +1307,16 @@
             <w:color w:val="0000EE"/>
             <w:u w:val="single"/>
           </w:rPr>
-          <w:t>民16</w:t>
+          <w:t>29:3</w:t>
         </w:r>
       </w:hyperlink>
       <w:r>
         <w:rPr>
           <w:lang w:val="zh_TW" w:bidi="zh_TW"/>
         </w:rPr>
-        <w:t>；</w:t>
-      </w:r>
-      <w:hyperlink r:id="rId62">
+        <w:t>）。當希西家慶祝逾越節時，他邀請北國的百姓一同參與，顯明兩國可以在神所揀選的地方共同敬拜 （</w:t>
+      </w:r>
+      <w:hyperlink r:id="rId48">
         <w:r>
           <w:rPr>
             <w:lang w:val="zh_TW" w:bidi="zh_TW"/>
@@ -1480,16 +1325,16 @@
             <w:color w:val="0000EE"/>
             <w:u w:val="single"/>
           </w:rPr>
-          <w:t>申30:15–20</w:t>
+          <w:t>30:18–20</w:t>
         </w:r>
       </w:hyperlink>
       <w:r>
         <w:rPr>
           <w:lang w:val="zh_TW" w:bidi="zh_TW"/>
         </w:rPr>
-        <w:t>；</w:t>
-      </w:r>
-      <w:hyperlink r:id="rId63">
+        <w:t>）。他一度恢復了所羅門時代的榮耀（</w:t>
+      </w:r>
+      <w:hyperlink r:id="rId49">
         <w:r>
           <w:rPr>
             <w:lang w:val="zh_TW" w:bidi="zh_TW"/>
@@ -1498,10 +1343,16 @@
             <w:color w:val="0000EE"/>
             <w:u w:val="single"/>
           </w:rPr>
-          <w:t>書7；</w:t>
+          <w:t>30:26</w:t>
         </w:r>
       </w:hyperlink>
-      <w:hyperlink r:id="rId64">
+      <w:r>
+        <w:rPr>
+          <w:lang w:val="zh_TW" w:bidi="zh_TW"/>
+        </w:rPr>
+        <w:t>；參</w:t>
+      </w:r>
+      <w:hyperlink r:id="rId50">
         <w:r>
           <w:rPr>
             <w:lang w:val="zh_TW" w:bidi="zh_TW"/>
@@ -1510,7 +1361,7 @@
             <w:color w:val="0000EE"/>
             <w:u w:val="single"/>
           </w:rPr>
-          <w:t>彌2:1–3</w:t>
+          <w:t>7:8–10</w:t>
         </w:r>
       </w:hyperlink>
       <w:r>
@@ -1531,133 +1382,7 @@
         <w:rPr>
           <w:lang w:val="zh_TW" w:bidi="zh_TW"/>
         </w:rPr>
-        <w:t>報應是神彰顯祂公義的方式，藉此潔淨世界，為祂和平的國度預備道路。透過報應，神宣告祂對萬有的統治，並向那些抗拒祂統治或違背祂誡命的人施行審判（</w:t>
-      </w:r>
-      <w:hyperlink r:id="rId65">
-        <w:r>
-          <w:rPr>
-            <w:lang w:val="zh_TW" w:bidi="zh_TW"/>
-          </w:rPr>
-          <w:rPr>
-            <w:color w:val="0000EE"/>
-            <w:u w:val="single"/>
-          </w:rPr>
-          <w:t>申7:10</w:t>
-        </w:r>
-      </w:hyperlink>
-      <w:r>
-        <w:rPr>
-          <w:lang w:val="zh_TW" w:bidi="zh_TW"/>
-        </w:rPr>
-        <w:t>；</w:t>
-      </w:r>
-      <w:hyperlink r:id="rId66">
-        <w:r>
-          <w:rPr>
-            <w:lang w:val="zh_TW" w:bidi="zh_TW"/>
-          </w:rPr>
-          <w:rPr>
-            <w:color w:val="0000EE"/>
-            <w:u w:val="single"/>
-          </w:rPr>
-          <w:t>詩149</w:t>
-        </w:r>
-      </w:hyperlink>
-      <w:r>
-        <w:rPr>
-          <w:lang w:val="zh_TW" w:bidi="zh_TW"/>
-        </w:rPr>
-        <w:t>；</w:t>
-      </w:r>
-      <w:hyperlink r:id="rId67">
-        <w:r>
-          <w:rPr>
-            <w:lang w:val="zh_TW" w:bidi="zh_TW"/>
-          </w:rPr>
-          <w:rPr>
-            <w:color w:val="0000EE"/>
-            <w:u w:val="single"/>
-          </w:rPr>
-          <w:t>箴15:25</w:t>
-        </w:r>
-      </w:hyperlink>
-      <w:r>
-        <w:rPr>
-          <w:lang w:val="zh_TW" w:bidi="zh_TW"/>
-        </w:rPr>
-        <w:t>；</w:t>
-      </w:r>
-      <w:hyperlink r:id="rId68">
-        <w:r>
-          <w:rPr>
-            <w:lang w:val="zh_TW" w:bidi="zh_TW"/>
-          </w:rPr>
-          <w:rPr>
-            <w:color w:val="0000EE"/>
-            <w:u w:val="single"/>
-          </w:rPr>
-          <w:t>彌5:15</w:t>
-        </w:r>
-      </w:hyperlink>
-      <w:r>
-        <w:rPr>
-          <w:lang w:val="zh_TW" w:bidi="zh_TW"/>
-        </w:rPr>
-        <w:t>；</w:t>
-      </w:r>
-      <w:hyperlink r:id="rId69">
-        <w:r>
-          <w:rPr>
-            <w:lang w:val="zh_TW" w:bidi="zh_TW"/>
-          </w:rPr>
-          <w:rPr>
-            <w:color w:val="0000EE"/>
-            <w:u w:val="single"/>
-          </w:rPr>
-          <w:t>林前16:22</w:t>
-        </w:r>
-      </w:hyperlink>
-      <w:r>
-        <w:rPr>
-          <w:lang w:val="zh_TW" w:bidi="zh_TW"/>
-        </w:rPr>
-        <w:t>；</w:t>
-      </w:r>
-      <w:hyperlink r:id="rId70">
-        <w:r>
-          <w:rPr>
-            <w:lang w:val="zh_TW" w:bidi="zh_TW"/>
-          </w:rPr>
-          <w:rPr>
-            <w:color w:val="0000EE"/>
-            <w:u w:val="single"/>
-          </w:rPr>
-          <w:t>加1:8–9</w:t>
-        </w:r>
-      </w:hyperlink>
-      <w:r>
-        <w:rPr>
-          <w:lang w:val="zh_TW" w:bidi="zh_TW"/>
-        </w:rPr>
-        <w:t>；</w:t>
-      </w:r>
-      <w:hyperlink r:id="rId71">
-        <w:r>
-          <w:rPr>
-            <w:lang w:val="zh_TW" w:bidi="zh_TW"/>
-          </w:rPr>
-          <w:rPr>
-            <w:color w:val="0000EE"/>
-            <w:u w:val="single"/>
-          </w:rPr>
-          <w:t>帖後1:5–10</w:t>
-        </w:r>
-      </w:hyperlink>
-      <w:r>
-        <w:rPr>
-          <w:lang w:val="zh_TW" w:bidi="zh_TW"/>
-        </w:rPr>
-        <w:t>）。</w:t>
+        <w:t>以色列被擄離開應許之地，並未結束神與祂立約子民的關係。若人們願意尋求耶和華，屬靈的醫治永遠都有可能——不論是帶著戰利品歸回，或是重新在逾越節聚集敬拜。舊約中許多警戒悖逆的猶大或以色列的先知，也都預言了未來的復興與歸回。</w:t>
       </w:r>
     </w:p>
     <w:p>
@@ -1671,9 +1396,9 @@
         <w:rPr>
           <w:lang w:val="zh_TW" w:bidi="zh_TW"/>
         </w:rPr>
-        <w:t>對於神的子民而言，報應也是祂管教的方式，目的是要恢復與他們之間的盟約關係（見</w:t>
-      </w:r>
-      <w:hyperlink r:id="rId72">
+        <w:t>這復興的盼望同樣適用於教會，即使教會遭遇死亡般的逼迫（因信仰而受到攻擊）或墮落敗壞，盼望仍不止息（見</w:t>
+      </w:r>
+      <w:hyperlink r:id="rId51">
         <w:r>
           <w:rPr>
             <w:lang w:val="zh_TW" w:bidi="zh_TW"/>
@@ -1682,16 +1407,16 @@
             <w:color w:val="0000EE"/>
             <w:u w:val="single"/>
           </w:rPr>
-          <w:t>賽44:22</w:t>
+          <w:t>啟2–3章</w:t>
         </w:r>
       </w:hyperlink>
       <w:r>
         <w:rPr>
           <w:lang w:val="zh_TW" w:bidi="zh_TW"/>
         </w:rPr>
-        <w:t>；</w:t>
-      </w:r>
-      <w:hyperlink r:id="rId73">
+        <w:t>）。神的國建立在祂信實的應許之上，如同堅固的「磐石」（見</w:t>
+      </w:r>
+      <w:hyperlink r:id="rId52">
         <w:r>
           <w:rPr>
             <w:lang w:val="zh_TW" w:bidi="zh_TW"/>
@@ -1700,133 +1425,7 @@
             <w:color w:val="0000EE"/>
             <w:u w:val="single"/>
           </w:rPr>
-          <w:t>耶3:12–14</w:t>
-        </w:r>
-      </w:hyperlink>
-      <w:r>
-        <w:rPr>
-          <w:lang w:val="zh_TW" w:bidi="zh_TW"/>
-        </w:rPr>
-        <w:t>；</w:t>
-      </w:r>
-      <w:hyperlink r:id="rId74">
-        <w:r>
-          <w:rPr>
-            <w:lang w:val="zh_TW" w:bidi="zh_TW"/>
-          </w:rPr>
-          <w:rPr>
-            <w:color w:val="0000EE"/>
-            <w:u w:val="single"/>
-          </w:rPr>
-          <w:t>哀3:19–33</w:t>
-        </w:r>
-      </w:hyperlink>
-      <w:r>
-        <w:rPr>
-          <w:lang w:val="zh_TW" w:bidi="zh_TW"/>
-        </w:rPr>
-        <w:t>；</w:t>
-      </w:r>
-      <w:hyperlink r:id="rId75">
-        <w:r>
-          <w:rPr>
-            <w:lang w:val="zh_TW" w:bidi="zh_TW"/>
-          </w:rPr>
-          <w:rPr>
-            <w:color w:val="0000EE"/>
-            <w:u w:val="single"/>
-          </w:rPr>
-          <w:t>何14:1–2</w:t>
-        </w:r>
-      </w:hyperlink>
-      <w:r>
-        <w:rPr>
-          <w:lang w:val="zh_TW" w:bidi="zh_TW"/>
-        </w:rPr>
-        <w:t>；</w:t>
-      </w:r>
-      <w:hyperlink r:id="rId76">
-        <w:r>
-          <w:rPr>
-            <w:lang w:val="zh_TW" w:bidi="zh_TW"/>
-          </w:rPr>
-          <w:rPr>
-            <w:color w:val="0000EE"/>
-            <w:u w:val="single"/>
-          </w:rPr>
-          <w:t>珥2:12–13</w:t>
-        </w:r>
-      </w:hyperlink>
-      <w:r>
-        <w:rPr>
-          <w:lang w:val="zh_TW" w:bidi="zh_TW"/>
-        </w:rPr>
-        <w:t>；另見</w:t>
-      </w:r>
-      <w:hyperlink r:id="rId77">
-        <w:r>
-          <w:rPr>
-            <w:lang w:val="zh_TW" w:bidi="zh_TW"/>
-          </w:rPr>
-          <w:rPr>
-            <w:color w:val="0000EE"/>
-            <w:u w:val="single"/>
-          </w:rPr>
-          <w:t>來12:5–11</w:t>
-        </w:r>
-      </w:hyperlink>
-      <w:r>
-        <w:rPr>
-          <w:lang w:val="zh_TW" w:bidi="zh_TW"/>
-        </w:rPr>
-        <w:t>）。當神的子民經歷祂的管教時，他們可以以盼望回應，因為神的真理與公義終將得勝（</w:t>
-      </w:r>
-      <w:hyperlink r:id="rId78">
-        <w:r>
-          <w:rPr>
-            <w:lang w:val="zh_TW" w:bidi="zh_TW"/>
-          </w:rPr>
-          <w:rPr>
-            <w:color w:val="0000EE"/>
-            <w:u w:val="single"/>
-          </w:rPr>
-          <w:t>詩58:10–11</w:t>
-        </w:r>
-      </w:hyperlink>
-      <w:r>
-        <w:rPr>
-          <w:lang w:val="zh_TW" w:bidi="zh_TW"/>
-        </w:rPr>
-        <w:t>）。神必救贖並恢復那些信靠祂的人（</w:t>
-      </w:r>
-      <w:hyperlink r:id="rId79">
-        <w:r>
-          <w:rPr>
-            <w:lang w:val="zh_TW" w:bidi="zh_TW"/>
-          </w:rPr>
-          <w:rPr>
-            <w:color w:val="0000EE"/>
-            <w:u w:val="single"/>
-          </w:rPr>
-          <w:t>利26:40–45</w:t>
-        </w:r>
-      </w:hyperlink>
-      <w:r>
-        <w:rPr>
-          <w:lang w:val="zh_TW" w:bidi="zh_TW"/>
-        </w:rPr>
-        <w:t>；</w:t>
-      </w:r>
-      <w:hyperlink r:id="rId80">
-        <w:r>
-          <w:rPr>
-            <w:lang w:val="zh_TW" w:bidi="zh_TW"/>
-          </w:rPr>
-          <w:rPr>
-            <w:color w:val="0000EE"/>
-            <w:u w:val="single"/>
-          </w:rPr>
-          <w:t>何2:2–23</w:t>
+          <w:t>太16:18</w:t>
         </w:r>
       </w:hyperlink>
       <w:r>
@@ -1858,7 +1457,7 @@
           <w:lang w:val="zh_TW" w:bidi="zh_TW"/>
         </w:rPr>
       </w:r>
-      <w:hyperlink r:id="rId60">
+      <w:hyperlink r:id="rId53">
         <w:r>
           <w:rPr>
             <w:lang w:val="zh_TW" w:bidi="zh_TW"/>
@@ -1867,16 +1466,10 @@
             <w:color w:val="0000EE"/>
             <w:u w:val="single"/>
           </w:rPr>
-          <w:t>創6:1–7:24</w:t>
+          <w:t>王上21:1–29；</w:t>
         </w:r>
       </w:hyperlink>
-      <w:r>
-        <w:rPr>
-          <w:lang w:val="zh_TW" w:bidi="zh_TW"/>
-        </w:rPr>
-        <w:t>；</w:t>
-      </w:r>
-      <w:hyperlink r:id="rId81">
+      <w:hyperlink r:id="rId38">
         <w:r>
           <w:rPr>
             <w:lang w:val="zh_TW" w:bidi="zh_TW"/>
@@ -1885,16 +1478,16 @@
             <w:color w:val="0000EE"/>
             <w:u w:val="single"/>
           </w:rPr>
-          <w:t>利26:14–39</w:t>
+          <w:t>代下11:13–17</w:t>
         </w:r>
       </w:hyperlink>
       <w:r>
         <w:rPr>
           <w:lang w:val="zh_TW" w:bidi="zh_TW"/>
         </w:rPr>
-        <w:t>；</w:t>
-      </w:r>
-      <w:hyperlink r:id="rId82">
+        <w:t>，</w:t>
+      </w:r>
+      <w:hyperlink r:id="rId54">
         <w:r>
           <w:rPr>
             <w:lang w:val="zh_TW" w:bidi="zh_TW"/>
@@ -1903,7 +1496,7 @@
             <w:color w:val="0000EE"/>
             <w:u w:val="single"/>
           </w:rPr>
-          <w:t>詩7:6–17</w:t>
+          <w:t>28:1–31:21</w:t>
         </w:r>
       </w:hyperlink>
       <w:r>
@@ -1912,7 +1505,7 @@
         </w:rPr>
         <w:t>，</w:t>
       </w:r>
-      <w:hyperlink r:id="rId83">
+      <w:hyperlink r:id="rId55">
         <w:r>
           <w:rPr>
             <w:lang w:val="zh_TW" w:bidi="zh_TW"/>
@@ -1921,16 +1514,10 @@
             <w:color w:val="0000EE"/>
             <w:u w:val="single"/>
           </w:rPr>
-          <w:t>57:6</w:t>
+          <w:t>33:1–20；</w:t>
         </w:r>
       </w:hyperlink>
-      <w:r>
-        <w:rPr>
-          <w:lang w:val="zh_TW" w:bidi="zh_TW"/>
-        </w:rPr>
-        <w:t>，</w:t>
-      </w:r>
-      <w:hyperlink r:id="rId84">
+      <w:hyperlink r:id="rId56">
         <w:r>
           <w:rPr>
             <w:lang w:val="zh_TW" w:bidi="zh_TW"/>
@@ -1939,16 +1526,10 @@
             <w:color w:val="0000EE"/>
             <w:u w:val="single"/>
           </w:rPr>
-          <w:t>95:8–11</w:t>
+          <w:t>耶18:7–17；</w:t>
         </w:r>
       </w:hyperlink>
-      <w:r>
-        <w:rPr>
-          <w:lang w:val="zh_TW" w:bidi="zh_TW"/>
-        </w:rPr>
-        <w:t>；</w:t>
-      </w:r>
-      <w:hyperlink r:id="rId85">
+      <w:hyperlink r:id="rId57">
         <w:r>
           <w:rPr>
             <w:lang w:val="zh_TW" w:bidi="zh_TW"/>
@@ -1957,7 +1538,7 @@
             <w:color w:val="0000EE"/>
             <w:u w:val="single"/>
           </w:rPr>
-          <w:t>箴6:27–35</w:t>
+          <w:t>結16:1–63</w:t>
         </w:r>
       </w:hyperlink>
       <w:r>
@@ -1966,7 +1547,7 @@
         </w:rPr>
         <w:t>，</w:t>
       </w:r>
-      <w:hyperlink r:id="rId56">
+      <w:hyperlink r:id="rId58">
         <w:r>
           <w:rPr>
             <w:lang w:val="zh_TW" w:bidi="zh_TW"/>
@@ -1975,16 +1556,10 @@
             <w:color w:val="0000EE"/>
             <w:u w:val="single"/>
           </w:rPr>
-          <w:t>26:27</w:t>
+          <w:t>33:10–16；</w:t>
         </w:r>
       </w:hyperlink>
-      <w:r>
-        <w:rPr>
-          <w:lang w:val="zh_TW" w:bidi="zh_TW"/>
-        </w:rPr>
-        <w:t>；</w:t>
-      </w:r>
-      <w:hyperlink r:id="rId64">
+      <w:hyperlink r:id="rId59">
         <w:r>
           <w:rPr>
             <w:lang w:val="zh_TW" w:bidi="zh_TW"/>
@@ -1993,16 +1568,10 @@
             <w:color w:val="0000EE"/>
             <w:u w:val="single"/>
           </w:rPr>
-          <w:t>彌2:1–3</w:t>
+          <w:t>珥2:12–32；</w:t>
         </w:r>
       </w:hyperlink>
-      <w:r>
-        <w:rPr>
-          <w:lang w:val="zh_TW" w:bidi="zh_TW"/>
-        </w:rPr>
-        <w:t>；</w:t>
-      </w:r>
-      <w:hyperlink r:id="rId86">
+      <w:hyperlink r:id="rId60">
         <w:r>
           <w:rPr>
             <w:lang w:val="zh_TW" w:bidi="zh_TW"/>
@@ -2011,16 +1580,10 @@
             <w:color w:val="0000EE"/>
             <w:u w:val="single"/>
           </w:rPr>
-          <w:t>羅2:5–16</w:t>
+          <w:t>路19:2–10；</w:t>
         </w:r>
       </w:hyperlink>
-      <w:r>
-        <w:rPr>
-          <w:lang w:val="zh_TW" w:bidi="zh_TW"/>
-        </w:rPr>
-        <w:t>；</w:t>
-      </w:r>
-      <w:hyperlink r:id="rId57">
+      <w:hyperlink r:id="rId61">
         <w:r>
           <w:rPr>
             <w:lang w:val="zh_TW" w:bidi="zh_TW"/>
@@ -2029,16 +1592,10 @@
             <w:color w:val="0000EE"/>
             <w:u w:val="single"/>
           </w:rPr>
-          <w:t>加6:7–8</w:t>
+          <w:t>林前6:9–11；</w:t>
         </w:r>
       </w:hyperlink>
-      <w:r>
-        <w:rPr>
-          <w:lang w:val="zh_TW" w:bidi="zh_TW"/>
-        </w:rPr>
-        <w:t>；</w:t>
-      </w:r>
-      <w:hyperlink r:id="rId87">
+      <w:hyperlink r:id="rId62">
         <w:r>
           <w:rPr>
             <w:lang w:val="zh_TW" w:bidi="zh_TW"/>
@@ -2047,43 +1604,7 @@
             <w:color w:val="0000EE"/>
             <w:u w:val="single"/>
           </w:rPr>
-          <w:t>來10:26–31</w:t>
-        </w:r>
-      </w:hyperlink>
-      <w:r>
-        <w:rPr>
-          <w:lang w:val="zh_TW" w:bidi="zh_TW"/>
-        </w:rPr>
-        <w:t>，</w:t>
-      </w:r>
-      <w:hyperlink r:id="rId77">
-        <w:r>
-          <w:rPr>
-            <w:lang w:val="zh_TW" w:bidi="zh_TW"/>
-          </w:rPr>
-          <w:rPr>
-            <w:color w:val="0000EE"/>
-            <w:u w:val="single"/>
-          </w:rPr>
-          <w:t>12:5–11</w:t>
-        </w:r>
-      </w:hyperlink>
-      <w:r>
-        <w:rPr>
-          <w:lang w:val="zh_TW" w:bidi="zh_TW"/>
-        </w:rPr>
-        <w:t>、</w:t>
-      </w:r>
-      <w:hyperlink r:id="rId88">
-        <w:r>
-          <w:rPr>
-            <w:lang w:val="zh_TW" w:bidi="zh_TW"/>
-          </w:rPr>
-          <w:rPr>
-            <w:color w:val="0000EE"/>
-            <w:u w:val="single"/>
-          </w:rPr>
-          <w:t>25–29</w:t>
+          <w:t>提前1:15–17</w:t>
         </w:r>
       </w:hyperlink>
       <w:r>
@@ -3988,6 +3509,12 @@
     <w:abstractNumId w:val="11"/>
   </w:num>
   <w:num w:numId="14">
+    <w:abstractNumId w:val="3"/>
+    <w:lvlOverride w:ilvl="0">
+      <w:startOverride w:val="1"/>
+    </w:lvlOverride>
+  </w:num>
+  <w:num w:numId="15">
     <w:abstractNumId w:val="3"/>
     <w:lvlOverride w:ilvl="0">
       <w:startOverride w:val="1"/>

--- a/zht/docx/004.content.docx
+++ b/zht/docx/004.content.docx
@@ -19,7 +19,7 @@
         <w:rPr>
           <w:lang w:val="zh_TW" w:bidi="zh_TW"/>
         </w:rPr>
-        <w:t>Resource: Tyndale Open Study Notes</w:t>
+        <w:t>Resource: Aquifer Open Study Notes (Themes)</w:t>
       </w:r>
       <w:r>
         <w:rPr>
@@ -112,7 +112,7 @@
         <w:rPr>
           <w:lang w:val="zh_TW" w:bidi="zh_TW"/>
         </w:rPr>
-        <w:t>Tyndale Open Study Notes</w:t>
+        <w:t>Aquifer Open Study Notes (Themes)</w:t>
       </w:r>
     </w:p>
     <w:p>

--- a/zht/docx/004.content.docx
+++ b/zht/docx/004.content.docx
@@ -233,222 +233,132 @@
         </w:rPr>
         <w:t>令人遺憾的是，敵對神的行為不僅限於信仰群體之外的人。聖經記載許多看似認識神，後來卻背離祂的人（見</w:t>
       </w:r>
-      <w:hyperlink r:id="rId13">
-        <w:r>
-          <w:rPr>
-            <w:lang w:val="zh_TW" w:bidi="zh_TW"/>
-          </w:rPr>
-          <w:rPr>
-            <w:color w:val="0000EE"/>
-            <w:u w:val="single"/>
-          </w:rPr>
-          <w:t>民16章；</w:t>
-        </w:r>
-      </w:hyperlink>
-      <w:hyperlink r:id="rId14">
-        <w:r>
-          <w:rPr>
-            <w:lang w:val="zh_TW" w:bidi="zh_TW"/>
-          </w:rPr>
-          <w:rPr>
-            <w:color w:val="0000EE"/>
-            <w:u w:val="single"/>
-          </w:rPr>
-          <w:t>申13章；</w:t>
-        </w:r>
-      </w:hyperlink>
-      <w:hyperlink r:id="rId15">
-        <w:r>
-          <w:rPr>
-            <w:lang w:val="zh_TW" w:bidi="zh_TW"/>
-          </w:rPr>
-          <w:rPr>
-            <w:color w:val="0000EE"/>
-            <w:u w:val="single"/>
-          </w:rPr>
-          <w:t>王下17:5–23；</w:t>
-        </w:r>
-      </w:hyperlink>
-      <w:hyperlink r:id="rId16">
-        <w:r>
-          <w:rPr>
-            <w:lang w:val="zh_TW" w:bidi="zh_TW"/>
-          </w:rPr>
-          <w:rPr>
-            <w:color w:val="0000EE"/>
-            <w:u w:val="single"/>
-          </w:rPr>
-          <w:t>結8章</w:t>
-        </w:r>
-      </w:hyperlink>
+      <w:r>
+        <w:rPr>
+          <w:lang w:val="zh_TW" w:bidi="zh_TW"/>
+        </w:rPr>
+        <w:t>民16章；</w:t>
+      </w:r>
+      <w:r>
+        <w:rPr>
+          <w:lang w:val="zh_TW" w:bidi="zh_TW"/>
+        </w:rPr>
+        <w:t>申13章；</w:t>
+      </w:r>
+      <w:r>
+        <w:rPr>
+          <w:lang w:val="zh_TW" w:bidi="zh_TW"/>
+        </w:rPr>
+        <w:t>王下17:5–23；</w:t>
+      </w:r>
+      <w:r>
+        <w:rPr>
+          <w:lang w:val="zh_TW" w:bidi="zh_TW"/>
+        </w:rPr>
+        <w:t>結8章</w:t>
+      </w:r>
       <w:r>
         <w:rPr>
           <w:lang w:val="zh_TW" w:bidi="zh_TW"/>
         </w:rPr>
         <w:t>）。對於那些離棄神的人，神必按公義施行相應的後果（</w:t>
       </w:r>
-      <w:hyperlink r:id="rId17">
-        <w:r>
-          <w:rPr>
-            <w:lang w:val="zh_TW" w:bidi="zh_TW"/>
-          </w:rPr>
-          <w:rPr>
-            <w:color w:val="0000EE"/>
-            <w:u w:val="single"/>
-          </w:rPr>
-          <w:t>伯11:20；</w:t>
-        </w:r>
-      </w:hyperlink>
-      <w:hyperlink r:id="rId18">
-        <w:r>
-          <w:rPr>
-            <w:lang w:val="zh_TW" w:bidi="zh_TW"/>
-          </w:rPr>
-          <w:rPr>
-            <w:color w:val="0000EE"/>
-            <w:u w:val="single"/>
-          </w:rPr>
-          <w:t>箴1:24–31；</w:t>
-        </w:r>
-      </w:hyperlink>
-      <w:hyperlink r:id="rId19">
-        <w:r>
-          <w:rPr>
-            <w:lang w:val="zh_TW" w:bidi="zh_TW"/>
-          </w:rPr>
-          <w:rPr>
-            <w:color w:val="0000EE"/>
-            <w:u w:val="single"/>
-          </w:rPr>
-          <w:t>耶11:11</w:t>
-        </w:r>
-      </w:hyperlink>
+      <w:r>
+        <w:rPr>
+          <w:lang w:val="zh_TW" w:bidi="zh_TW"/>
+        </w:rPr>
+        <w:t>伯11:20；</w:t>
+      </w:r>
+      <w:r>
+        <w:rPr>
+          <w:lang w:val="zh_TW" w:bidi="zh_TW"/>
+        </w:rPr>
+        <w:t>箴1:24–31；</w:t>
+      </w:r>
+      <w:r>
+        <w:rPr>
+          <w:lang w:val="zh_TW" w:bidi="zh_TW"/>
+        </w:rPr>
+        <w:t>耶11:11</w:t>
+      </w:r>
       <w:r>
         <w:rPr>
           <w:lang w:val="zh_TW" w:bidi="zh_TW"/>
         </w:rPr>
         <w:t>）。耶穌也曾談論那些「跌倒」的人，以及他們將面對的審判（</w:t>
       </w:r>
-      <w:hyperlink r:id="rId20">
-        <w:r>
-          <w:rPr>
-            <w:lang w:val="zh_TW" w:bidi="zh_TW"/>
-          </w:rPr>
-          <w:rPr>
-            <w:color w:val="0000EE"/>
-            <w:u w:val="single"/>
-          </w:rPr>
-          <w:t>太16:27</w:t>
-        </w:r>
-      </w:hyperlink>
+      <w:r>
+        <w:rPr>
+          <w:lang w:val="zh_TW" w:bidi="zh_TW"/>
+        </w:rPr>
+        <w:t>太16:27</w:t>
+      </w:r>
       <w:r>
         <w:rPr>
           <w:lang w:val="zh_TW" w:bidi="zh_TW"/>
         </w:rPr>
         <w:t>，</w:t>
       </w:r>
-      <w:hyperlink r:id="rId21">
-        <w:r>
-          <w:rPr>
-            <w:lang w:val="zh_TW" w:bidi="zh_TW"/>
-          </w:rPr>
-          <w:rPr>
-            <w:color w:val="0000EE"/>
-            <w:u w:val="single"/>
-          </w:rPr>
-          <w:t>23:13</w:t>
-        </w:r>
-      </w:hyperlink>
+      <w:r>
+        <w:rPr>
+          <w:lang w:val="zh_TW" w:bidi="zh_TW"/>
+        </w:rPr>
+        <w:t>23:13</w:t>
+      </w:r>
       <w:r>
         <w:rPr>
           <w:lang w:val="zh_TW" w:bidi="zh_TW"/>
         </w:rPr>
         <w:t>，</w:t>
       </w:r>
-      <w:hyperlink r:id="rId22">
-        <w:r>
-          <w:rPr>
-            <w:lang w:val="zh_TW" w:bidi="zh_TW"/>
-          </w:rPr>
-          <w:rPr>
-            <w:color w:val="0000EE"/>
-            <w:u w:val="single"/>
-          </w:rPr>
-          <w:t>24:10–13</w:t>
-        </w:r>
-      </w:hyperlink>
+      <w:r>
+        <w:rPr>
+          <w:lang w:val="zh_TW" w:bidi="zh_TW"/>
+        </w:rPr>
+        <w:t>24:10–13</w:t>
+      </w:r>
       <w:r>
         <w:rPr>
           <w:lang w:val="zh_TW" w:bidi="zh_TW"/>
         </w:rPr>
         <w:t>，</w:t>
       </w:r>
-      <w:hyperlink r:id="rId23">
-        <w:r>
-          <w:rPr>
-            <w:lang w:val="zh_TW" w:bidi="zh_TW"/>
-          </w:rPr>
-          <w:rPr>
-            <w:color w:val="0000EE"/>
-            <w:u w:val="single"/>
-          </w:rPr>
-          <w:t>25:41–46</w:t>
-        </w:r>
-      </w:hyperlink>
+      <w:r>
+        <w:rPr>
+          <w:lang w:val="zh_TW" w:bidi="zh_TW"/>
+        </w:rPr>
+        <w:t>25:41–46</w:t>
+      </w:r>
       <w:r>
         <w:rPr>
           <w:lang w:val="zh_TW" w:bidi="zh_TW"/>
         </w:rPr>
         <w:t>），新約的作者亦延續了祂的教導（</w:t>
       </w:r>
-      <w:hyperlink r:id="rId24">
-        <w:r>
-          <w:rPr>
-            <w:lang w:val="zh_TW" w:bidi="zh_TW"/>
-          </w:rPr>
-          <w:rPr>
-            <w:color w:val="0000EE"/>
-            <w:u w:val="single"/>
-          </w:rPr>
-          <w:t>加1:6–9；</w:t>
-        </w:r>
-      </w:hyperlink>
-      <w:hyperlink r:id="rId25">
-        <w:r>
-          <w:rPr>
-            <w:lang w:val="zh_TW" w:bidi="zh_TW"/>
-          </w:rPr>
-          <w:rPr>
-            <w:color w:val="0000EE"/>
-            <w:u w:val="single"/>
-          </w:rPr>
-          <w:t>提後3:1–9；</w:t>
-        </w:r>
-      </w:hyperlink>
-      <w:hyperlink r:id="rId26">
-        <w:r>
-          <w:rPr>
-            <w:lang w:val="zh_TW" w:bidi="zh_TW"/>
-          </w:rPr>
-          <w:rPr>
-            <w:color w:val="0000EE"/>
-            <w:u w:val="single"/>
-          </w:rPr>
-          <w:t>彼後2:1–22；</w:t>
-        </w:r>
-      </w:hyperlink>
-      <w:hyperlink r:id="rId27">
-        <w:r>
-          <w:rPr>
-            <w:lang w:val="zh_TW" w:bidi="zh_TW"/>
-          </w:rPr>
-          <w:rPr>
-            <w:color w:val="0000EE"/>
-            <w:u w:val="single"/>
-          </w:rPr>
-          <w:t>約一2:18–19</w:t>
-        </w:r>
-      </w:hyperlink>
+      <w:r>
+        <w:rPr>
+          <w:lang w:val="zh_TW" w:bidi="zh_TW"/>
+        </w:rPr>
+        <w:t>加1:6–9；</w:t>
+      </w:r>
+      <w:r>
+        <w:rPr>
+          <w:lang w:val="zh_TW" w:bidi="zh_TW"/>
+        </w:rPr>
+        <w:t>提後3:1–9；</w:t>
+      </w:r>
+      <w:r>
+        <w:rPr>
+          <w:lang w:val="zh_TW" w:bidi="zh_TW"/>
+        </w:rPr>
+        <w:t>彼後2:1–22；</w:t>
+      </w:r>
+      <w:r>
+        <w:rPr>
+          <w:lang w:val="zh_TW" w:bidi="zh_TW"/>
+        </w:rPr>
+        <w:t>約一2:18–19</w:t>
+      </w:r>
       <w:r>
         <w:rPr>
           <w:lang w:val="zh_TW" w:bidi="zh_TW"/>
@@ -469,156 +379,96 @@
         </w:rPr>
         <w:t>聖經明確指出，違背神的旨意將招致嚴重的後果（例如，見</w:t>
       </w:r>
-      <w:hyperlink r:id="rId28">
-        <w:r>
-          <w:rPr>
-            <w:lang w:val="zh_TW" w:bidi="zh_TW"/>
-          </w:rPr>
-          <w:rPr>
-            <w:color w:val="0000EE"/>
-            <w:u w:val="single"/>
-          </w:rPr>
-          <w:t>創9:5–6</w:t>
-        </w:r>
-      </w:hyperlink>
+      <w:r>
+        <w:rPr>
+          <w:lang w:val="zh_TW" w:bidi="zh_TW"/>
+        </w:rPr>
+        <w:t>創9:5–6</w:t>
+      </w:r>
       <w:r>
         <w:rPr>
           <w:lang w:val="zh_TW" w:bidi="zh_TW"/>
         </w:rPr>
         <w:t>；</w:t>
       </w:r>
-      <w:hyperlink r:id="rId29">
-        <w:r>
-          <w:rPr>
-            <w:lang w:val="zh_TW" w:bidi="zh_TW"/>
-          </w:rPr>
-          <w:rPr>
-            <w:color w:val="0000EE"/>
-            <w:u w:val="single"/>
-          </w:rPr>
-          <w:t>民35:16–21</w:t>
-        </w:r>
-      </w:hyperlink>
+      <w:r>
+        <w:rPr>
+          <w:lang w:val="zh_TW" w:bidi="zh_TW"/>
+        </w:rPr>
+        <w:t>民35:16–21</w:t>
+      </w:r>
       <w:r>
         <w:rPr>
           <w:lang w:val="zh_TW" w:bidi="zh_TW"/>
         </w:rPr>
         <w:t>；</w:t>
       </w:r>
-      <w:hyperlink r:id="rId30">
-        <w:r>
-          <w:rPr>
-            <w:lang w:val="zh_TW" w:bidi="zh_TW"/>
-          </w:rPr>
-          <w:rPr>
-            <w:color w:val="0000EE"/>
-            <w:u w:val="single"/>
-          </w:rPr>
-          <w:t>利20:10</w:t>
-        </w:r>
-      </w:hyperlink>
+      <w:r>
+        <w:rPr>
+          <w:lang w:val="zh_TW" w:bidi="zh_TW"/>
+        </w:rPr>
+        <w:t>利20:10</w:t>
+      </w:r>
       <w:r>
         <w:rPr>
           <w:lang w:val="zh_TW" w:bidi="zh_TW"/>
         </w:rPr>
         <w:t>；</w:t>
       </w:r>
-      <w:hyperlink r:id="rId31">
-        <w:r>
-          <w:rPr>
-            <w:lang w:val="zh_TW" w:bidi="zh_TW"/>
-          </w:rPr>
-          <w:rPr>
-            <w:color w:val="0000EE"/>
-            <w:u w:val="single"/>
-          </w:rPr>
-          <w:t>亞5:4</w:t>
-        </w:r>
-      </w:hyperlink>
+      <w:r>
+        <w:rPr>
+          <w:lang w:val="zh_TW" w:bidi="zh_TW"/>
+        </w:rPr>
+        <w:t>亞5:4</w:t>
+      </w:r>
       <w:r>
         <w:rPr>
           <w:lang w:val="zh_TW" w:bidi="zh_TW"/>
         </w:rPr>
         <w:t>）。最終，神將把那些敵對祂旨意與權柄的人，從祂所賜生命的同在中分離出來（</w:t>
       </w:r>
-      <w:hyperlink r:id="rId32">
-        <w:r>
-          <w:rPr>
-            <w:lang w:val="zh_TW" w:bidi="zh_TW"/>
-          </w:rPr>
-          <w:rPr>
-            <w:color w:val="0000EE"/>
-            <w:u w:val="single"/>
-          </w:rPr>
-          <w:t>賽66:14–24</w:t>
-        </w:r>
-      </w:hyperlink>
+      <w:r>
+        <w:rPr>
+          <w:lang w:val="zh_TW" w:bidi="zh_TW"/>
+        </w:rPr>
+        <w:t>賽66:14–24</w:t>
+      </w:r>
       <w:r>
         <w:rPr>
           <w:lang w:val="zh_TW" w:bidi="zh_TW"/>
         </w:rPr>
         <w:t>）。同樣，希伯來書中有數段經文警戒那些不認真看待神話語的人，指出他們將面對屬靈的危機與神的審判（見</w:t>
       </w:r>
-      <w:hyperlink r:id="rId33">
-        <w:r>
-          <w:rPr>
-            <w:lang w:val="zh_TW" w:bidi="zh_TW"/>
-          </w:rPr>
-          <w:rPr>
-            <w:color w:val="0000EE"/>
-            <w:u w:val="single"/>
-          </w:rPr>
-          <w:t>來2:1–4，</w:t>
-        </w:r>
-      </w:hyperlink>
-      <w:hyperlink r:id="rId34">
-        <w:r>
-          <w:rPr>
-            <w:lang w:val="zh_TW" w:bidi="zh_TW"/>
-          </w:rPr>
-          <w:rPr>
-            <w:color w:val="0000EE"/>
-            <w:u w:val="single"/>
-          </w:rPr>
-          <w:t>4:12–13，</w:t>
-        </w:r>
-      </w:hyperlink>
-      <w:hyperlink r:id="rId35">
-        <w:r>
-          <w:rPr>
-            <w:lang w:val="zh_TW" w:bidi="zh_TW"/>
-          </w:rPr>
-          <w:rPr>
-            <w:color w:val="0000EE"/>
-            <w:u w:val="single"/>
-          </w:rPr>
-          <w:t>6:4–8，</w:t>
-        </w:r>
-      </w:hyperlink>
-      <w:hyperlink r:id="rId36">
-        <w:r>
-          <w:rPr>
-            <w:lang w:val="zh_TW" w:bidi="zh_TW"/>
-          </w:rPr>
-          <w:rPr>
-            <w:color w:val="0000EE"/>
-            <w:u w:val="single"/>
-          </w:rPr>
-          <w:t>10:26–31，</w:t>
-        </w:r>
-      </w:hyperlink>
-      <w:hyperlink r:id="rId37">
-        <w:r>
-          <w:rPr>
-            <w:lang w:val="zh_TW" w:bidi="zh_TW"/>
-          </w:rPr>
-          <w:rPr>
-            <w:color w:val="0000EE"/>
-            <w:u w:val="single"/>
-          </w:rPr>
-          <w:t>12:25–29</w:t>
-        </w:r>
-      </w:hyperlink>
+      <w:r>
+        <w:rPr>
+          <w:lang w:val="zh_TW" w:bidi="zh_TW"/>
+        </w:rPr>
+        <w:t>來2:1–4，</w:t>
+      </w:r>
+      <w:r>
+        <w:rPr>
+          <w:lang w:val="zh_TW" w:bidi="zh_TW"/>
+        </w:rPr>
+        <w:t>4:12–13，</w:t>
+      </w:r>
+      <w:r>
+        <w:rPr>
+          <w:lang w:val="zh_TW" w:bidi="zh_TW"/>
+        </w:rPr>
+        <w:t>6:4–8，</w:t>
+      </w:r>
+      <w:r>
+        <w:rPr>
+          <w:lang w:val="zh_TW" w:bidi="zh_TW"/>
+        </w:rPr>
+        <w:t>10:26–31，</w:t>
+      </w:r>
+      <w:r>
+        <w:rPr>
+          <w:lang w:val="zh_TW" w:bidi="zh_TW"/>
+        </w:rPr>
+        <w:t>12:25–29</w:t>
+      </w:r>
       <w:r>
         <w:rPr>
           <w:lang w:val="zh_TW" w:bidi="zh_TW"/>
@@ -796,162 +646,90 @@
           <w:lang w:val="zh_TW" w:bidi="zh_TW"/>
         </w:rPr>
       </w:r>
-      <w:hyperlink r:id="rId13">
-        <w:r>
-          <w:rPr>
-            <w:lang w:val="zh_TW" w:bidi="zh_TW"/>
-          </w:rPr>
-          <w:rPr>
-            <w:color w:val="0000EE"/>
-            <w:u w:val="single"/>
-          </w:rPr>
-          <w:t>民16:1–50；</w:t>
-        </w:r>
-      </w:hyperlink>
-      <w:hyperlink r:id="rId14">
-        <w:r>
-          <w:rPr>
-            <w:lang w:val="zh_TW" w:bidi="zh_TW"/>
-          </w:rPr>
-          <w:rPr>
-            <w:color w:val="0000EE"/>
-            <w:u w:val="single"/>
-          </w:rPr>
-          <w:t>申13:1–18；</w:t>
-        </w:r>
-      </w:hyperlink>
-      <w:hyperlink r:id="rId15">
-        <w:r>
-          <w:rPr>
-            <w:lang w:val="zh_TW" w:bidi="zh_TW"/>
-          </w:rPr>
-          <w:rPr>
-            <w:color w:val="0000EE"/>
-            <w:u w:val="single"/>
-          </w:rPr>
-          <w:t>王下17:5–23；</w:t>
-        </w:r>
-      </w:hyperlink>
-      <w:hyperlink r:id="rId16">
-        <w:r>
-          <w:rPr>
-            <w:lang w:val="zh_TW" w:bidi="zh_TW"/>
-          </w:rPr>
-          <w:rPr>
-            <w:color w:val="0000EE"/>
-            <w:u w:val="single"/>
-          </w:rPr>
-          <w:t>結8:1–18；</w:t>
-        </w:r>
-      </w:hyperlink>
-      <w:hyperlink r:id="rId22">
-        <w:r>
-          <w:rPr>
-            <w:lang w:val="zh_TW" w:bidi="zh_TW"/>
-          </w:rPr>
-          <w:rPr>
-            <w:color w:val="0000EE"/>
-            <w:u w:val="single"/>
-          </w:rPr>
-          <w:t>太24:10–13；</w:t>
-        </w:r>
-      </w:hyperlink>
-      <w:hyperlink r:id="rId24">
-        <w:r>
-          <w:rPr>
-            <w:lang w:val="zh_TW" w:bidi="zh_TW"/>
-          </w:rPr>
-          <w:rPr>
-            <w:color w:val="0000EE"/>
-            <w:u w:val="single"/>
-          </w:rPr>
-          <w:t>加1:6–9；</w:t>
-        </w:r>
-      </w:hyperlink>
-      <w:hyperlink r:id="rId25">
-        <w:r>
-          <w:rPr>
-            <w:lang w:val="zh_TW" w:bidi="zh_TW"/>
-          </w:rPr>
-          <w:rPr>
-            <w:color w:val="0000EE"/>
-            <w:u w:val="single"/>
-          </w:rPr>
-          <w:t>提後3:1–9；</w:t>
-        </w:r>
-      </w:hyperlink>
-      <w:hyperlink r:id="rId33">
-        <w:r>
-          <w:rPr>
-            <w:lang w:val="zh_TW" w:bidi="zh_TW"/>
-          </w:rPr>
-          <w:rPr>
-            <w:color w:val="0000EE"/>
-            <w:u w:val="single"/>
-          </w:rPr>
-          <w:t>來2:1–4</w:t>
-        </w:r>
-      </w:hyperlink>
+      <w:r>
+        <w:rPr>
+          <w:lang w:val="zh_TW" w:bidi="zh_TW"/>
+        </w:rPr>
+        <w:t>民16:1–50；</w:t>
+      </w:r>
+      <w:r>
+        <w:rPr>
+          <w:lang w:val="zh_TW" w:bidi="zh_TW"/>
+        </w:rPr>
+        <w:t>申13:1–18；</w:t>
+      </w:r>
+      <w:r>
+        <w:rPr>
+          <w:lang w:val="zh_TW" w:bidi="zh_TW"/>
+        </w:rPr>
+        <w:t>王下17:5–23；</w:t>
+      </w:r>
+      <w:r>
+        <w:rPr>
+          <w:lang w:val="zh_TW" w:bidi="zh_TW"/>
+        </w:rPr>
+        <w:t>結8:1–18；</w:t>
+      </w:r>
+      <w:r>
+        <w:rPr>
+          <w:lang w:val="zh_TW" w:bidi="zh_TW"/>
+        </w:rPr>
+        <w:t>太24:10–13；</w:t>
+      </w:r>
+      <w:r>
+        <w:rPr>
+          <w:lang w:val="zh_TW" w:bidi="zh_TW"/>
+        </w:rPr>
+        <w:t>加1:6–9；</w:t>
+      </w:r>
+      <w:r>
+        <w:rPr>
+          <w:lang w:val="zh_TW" w:bidi="zh_TW"/>
+        </w:rPr>
+        <w:t>提後3:1–9；</w:t>
+      </w:r>
+      <w:r>
+        <w:rPr>
+          <w:lang w:val="zh_TW" w:bidi="zh_TW"/>
+        </w:rPr>
+        <w:t>來2:1–4</w:t>
+      </w:r>
       <w:r>
         <w:rPr>
           <w:lang w:val="zh_TW" w:bidi="zh_TW"/>
         </w:rPr>
         <w:t>，</w:t>
       </w:r>
-      <w:hyperlink r:id="rId35">
-        <w:r>
-          <w:rPr>
-            <w:lang w:val="zh_TW" w:bidi="zh_TW"/>
-          </w:rPr>
-          <w:rPr>
-            <w:color w:val="0000EE"/>
-            <w:u w:val="single"/>
-          </w:rPr>
-          <w:t>6:4–8</w:t>
-        </w:r>
-      </w:hyperlink>
+      <w:r>
+        <w:rPr>
+          <w:lang w:val="zh_TW" w:bidi="zh_TW"/>
+        </w:rPr>
+        <w:t>6:4–8</w:t>
+      </w:r>
       <w:r>
         <w:rPr>
           <w:lang w:val="zh_TW" w:bidi="zh_TW"/>
         </w:rPr>
         <w:t>，</w:t>
       </w:r>
-      <w:hyperlink r:id="rId36">
-        <w:r>
-          <w:rPr>
-            <w:lang w:val="zh_TW" w:bidi="zh_TW"/>
-          </w:rPr>
-          <w:rPr>
-            <w:color w:val="0000EE"/>
-            <w:u w:val="single"/>
-          </w:rPr>
-          <w:t>10:26–31；</w:t>
-        </w:r>
-      </w:hyperlink>
-      <w:hyperlink r:id="rId26">
-        <w:r>
-          <w:rPr>
-            <w:lang w:val="zh_TW" w:bidi="zh_TW"/>
-          </w:rPr>
-          <w:rPr>
-            <w:color w:val="0000EE"/>
-            <w:u w:val="single"/>
-          </w:rPr>
-          <w:t>彼後2:1–22；</w:t>
-        </w:r>
-      </w:hyperlink>
-      <w:hyperlink r:id="rId27">
-        <w:r>
-          <w:rPr>
-            <w:lang w:val="zh_TW" w:bidi="zh_TW"/>
-          </w:rPr>
-          <w:rPr>
-            <w:color w:val="0000EE"/>
-            <w:u w:val="single"/>
-          </w:rPr>
-          <w:t>約一2:18–19</w:t>
-        </w:r>
-      </w:hyperlink>
+      <w:r>
+        <w:rPr>
+          <w:lang w:val="zh_TW" w:bidi="zh_TW"/>
+        </w:rPr>
+        <w:t>10:26–31；</w:t>
+      </w:r>
+      <w:r>
+        <w:rPr>
+          <w:lang w:val="zh_TW" w:bidi="zh_TW"/>
+        </w:rPr>
+        <w:t>彼後2:1–22；</w:t>
+      </w:r>
+      <w:r>
+        <w:rPr>
+          <w:lang w:val="zh_TW" w:bidi="zh_TW"/>
+        </w:rPr>
+        <w:t>約一2:18–19</w:t>
+      </w:r>
       <w:r>
         <w:rPr>
           <w:lang w:val="zh_TW" w:bidi="zh_TW"/>
@@ -1000,18 +778,12 @@
         </w:rPr>
         <w:t>在以色列國分裂時期，人們常常認為北國以色列是不忠的，而南國猶大則是忠於神的。當耶羅波安建立北國時，許多義人為了遠離他的惡行而遷往猶大（</w:t>
       </w:r>
-      <w:hyperlink r:id="rId38">
-        <w:r>
-          <w:rPr>
-            <w:lang w:val="zh_TW" w:bidi="zh_TW"/>
-          </w:rPr>
-          <w:rPr>
-            <w:color w:val="0000EE"/>
-            <w:u w:val="single"/>
-          </w:rPr>
-          <w:t>代下11:13–17</w:t>
-        </w:r>
-      </w:hyperlink>
+      <w:r>
+        <w:rPr>
+          <w:lang w:val="zh_TW" w:bidi="zh_TW"/>
+        </w:rPr>
+        <w:t>代下11:13–17</w:t>
+      </w:r>
       <w:r>
         <w:rPr>
           <w:lang w:val="zh_TW" w:bidi="zh_TW"/>
@@ -1054,18 +826,12 @@
         </w:rPr>
         <w:t>他製造了金屬偶像（</w:t>
       </w:r>
-      <w:hyperlink r:id="rId39">
-        <w:r>
-          <w:rPr>
-            <w:lang w:val="zh_TW" w:bidi="zh_TW"/>
-          </w:rPr>
-          <w:rPr>
-            <w:color w:val="0000EE"/>
-            <w:u w:val="single"/>
-          </w:rPr>
-          <w:t>28:2</w:t>
-        </w:r>
-      </w:hyperlink>
+      <w:r>
+        <w:rPr>
+          <w:lang w:val="zh_TW" w:bidi="zh_TW"/>
+        </w:rPr>
+        <w:t>28:2</w:t>
+      </w:r>
       <w:r>
         <w:rPr>
           <w:lang w:val="zh_TW" w:bidi="zh_TW"/>
@@ -1090,18 +856,12 @@
         </w:rPr>
         <w:t>他敬拜大馬士革的神明（</w:t>
       </w:r>
-      <w:hyperlink r:id="rId40">
-        <w:r>
-          <w:rPr>
-            <w:lang w:val="zh_TW" w:bidi="zh_TW"/>
-          </w:rPr>
-          <w:rPr>
-            <w:color w:val="0000EE"/>
-            <w:u w:val="single"/>
-          </w:rPr>
-          <w:t>28:23</w:t>
-        </w:r>
-      </w:hyperlink>
+      <w:r>
+        <w:rPr>
+          <w:lang w:val="zh_TW" w:bidi="zh_TW"/>
+        </w:rPr>
+        <w:t>28:23</w:t>
+      </w:r>
       <w:r>
         <w:rPr>
           <w:lang w:val="zh_TW" w:bidi="zh_TW"/>
@@ -1126,54 +886,36 @@
         </w:rPr>
         <w:t>他忽視聖殿（</w:t>
       </w:r>
-      <w:hyperlink r:id="rId41">
-        <w:r>
-          <w:rPr>
-            <w:lang w:val="zh_TW" w:bidi="zh_TW"/>
-          </w:rPr>
-          <w:rPr>
-            <w:color w:val="0000EE"/>
-            <w:u w:val="single"/>
-          </w:rPr>
-          <w:t>28:24</w:t>
-        </w:r>
-      </w:hyperlink>
+      <w:r>
+        <w:rPr>
+          <w:lang w:val="zh_TW" w:bidi="zh_TW"/>
+        </w:rPr>
+        <w:t>28:24</w:t>
+      </w:r>
       <w:r>
         <w:rPr>
           <w:lang w:val="zh_TW" w:bidi="zh_TW"/>
         </w:rPr>
         <w:t>，</w:t>
       </w:r>
-      <w:hyperlink r:id="rId42">
-        <w:r>
-          <w:rPr>
-            <w:lang w:val="zh_TW" w:bidi="zh_TW"/>
-          </w:rPr>
-          <w:rPr>
-            <w:color w:val="0000EE"/>
-            <w:u w:val="single"/>
-          </w:rPr>
-          <w:t>29:7</w:t>
-        </w:r>
-      </w:hyperlink>
+      <w:r>
+        <w:rPr>
+          <w:lang w:val="zh_TW" w:bidi="zh_TW"/>
+        </w:rPr>
+        <w:t>29:7</w:t>
+      </w:r>
       <w:r>
         <w:rPr>
           <w:lang w:val="zh_TW" w:bidi="zh_TW"/>
         </w:rPr>
         <w:t>、</w:t>
       </w:r>
-      <w:hyperlink r:id="rId43">
-        <w:r>
-          <w:rPr>
-            <w:lang w:val="zh_TW" w:bidi="zh_TW"/>
-          </w:rPr>
-          <w:rPr>
-            <w:color w:val="0000EE"/>
-            <w:u w:val="single"/>
-          </w:rPr>
-          <w:t>19</w:t>
-        </w:r>
-      </w:hyperlink>
+      <w:r>
+        <w:rPr>
+          <w:lang w:val="zh_TW" w:bidi="zh_TW"/>
+        </w:rPr>
+        <w:t>19</w:t>
+      </w:r>
       <w:r>
         <w:rPr>
           <w:lang w:val="zh_TW" w:bidi="zh_TW"/>
@@ -1198,18 +940,12 @@
         </w:rPr>
         <w:t>他推動虛假的敬拜（</w:t>
       </w:r>
-      <w:hyperlink r:id="rId44">
-        <w:r>
-          <w:rPr>
-            <w:lang w:val="zh_TW" w:bidi="zh_TW"/>
-          </w:rPr>
-          <w:rPr>
-            <w:color w:val="0000EE"/>
-            <w:u w:val="single"/>
-          </w:rPr>
-          <w:t>28:24–25</w:t>
-        </w:r>
-      </w:hyperlink>
+      <w:r>
+        <w:rPr>
+          <w:lang w:val="zh_TW" w:bidi="zh_TW"/>
+        </w:rPr>
+        <w:t>28:24–25</w:t>
+      </w:r>
       <w:r>
         <w:rPr>
           <w:lang w:val="zh_TW" w:bidi="zh_TW"/>
@@ -1234,18 +970,12 @@
         </w:rPr>
         <w:t>他的不忠如此嚴重，以致當時北國的義行甚至超過猶大（見</w:t>
       </w:r>
-      <w:hyperlink r:id="rId45">
-        <w:r>
-          <w:rPr>
-            <w:lang w:val="zh_TW" w:bidi="zh_TW"/>
-          </w:rPr>
-          <w:rPr>
-            <w:color w:val="0000EE"/>
-            <w:u w:val="single"/>
-          </w:rPr>
-          <w:t>28:9–15</w:t>
-        </w:r>
-      </w:hyperlink>
+      <w:r>
+        <w:rPr>
+          <w:lang w:val="zh_TW" w:bidi="zh_TW"/>
+        </w:rPr>
+        <w:t>28:9–15</w:t>
+      </w:r>
       <w:r>
         <w:rPr>
           <w:lang w:val="zh_TW" w:bidi="zh_TW"/>
@@ -1266,18 +996,12 @@
         </w:rPr>
         <w:t>歷代志作者撰寫的目的是為了激發人對神有朝一日會恢復猶大的盼望。他指出神總是赦免那些悔改的人。悔改可以帶來復興和與神和好（締造平安）的關係。這一點可從北國領袖在面對先知責備他們得勝軍隊時的反應中看見（</w:t>
       </w:r>
-      <w:hyperlink r:id="rId46">
-        <w:r>
-          <w:rPr>
-            <w:lang w:val="zh_TW" w:bidi="zh_TW"/>
-          </w:rPr>
-          <w:rPr>
-            <w:color w:val="0000EE"/>
-            <w:u w:val="single"/>
-          </w:rPr>
-          <w:t>28:8–15</w:t>
-        </w:r>
-      </w:hyperlink>
+      <w:r>
+        <w:rPr>
+          <w:lang w:val="zh_TW" w:bidi="zh_TW"/>
+        </w:rPr>
+        <w:t>28:8–15</w:t>
+      </w:r>
       <w:r>
         <w:rPr>
           <w:lang w:val="zh_TW" w:bidi="zh_TW"/>
@@ -1298,72 +1022,48 @@
         </w:rPr>
         <w:t>猶大在希西家王治理下的復興，也成為恢復與合一的典範，這也類似於所羅門王時代的榮景。希西家在登基的第一年，就著手修復聖殿 （</w:t>
       </w:r>
-      <w:hyperlink r:id="rId47">
-        <w:r>
-          <w:rPr>
-            <w:lang w:val="zh_TW" w:bidi="zh_TW"/>
-          </w:rPr>
-          <w:rPr>
-            <w:color w:val="0000EE"/>
-            <w:u w:val="single"/>
-          </w:rPr>
-          <w:t>29:3</w:t>
-        </w:r>
-      </w:hyperlink>
+      <w:r>
+        <w:rPr>
+          <w:lang w:val="zh_TW" w:bidi="zh_TW"/>
+        </w:rPr>
+        <w:t>29:3</w:t>
+      </w:r>
       <w:r>
         <w:rPr>
           <w:lang w:val="zh_TW" w:bidi="zh_TW"/>
         </w:rPr>
         <w:t>）。當希西家慶祝逾越節時，他邀請北國的百姓一同參與，顯明兩國可以在神所揀選的地方共同敬拜 （</w:t>
       </w:r>
-      <w:hyperlink r:id="rId48">
-        <w:r>
-          <w:rPr>
-            <w:lang w:val="zh_TW" w:bidi="zh_TW"/>
-          </w:rPr>
-          <w:rPr>
-            <w:color w:val="0000EE"/>
-            <w:u w:val="single"/>
-          </w:rPr>
-          <w:t>30:18–20</w:t>
-        </w:r>
-      </w:hyperlink>
+      <w:r>
+        <w:rPr>
+          <w:lang w:val="zh_TW" w:bidi="zh_TW"/>
+        </w:rPr>
+        <w:t>30:18–20</w:t>
+      </w:r>
       <w:r>
         <w:rPr>
           <w:lang w:val="zh_TW" w:bidi="zh_TW"/>
         </w:rPr>
         <w:t>）。他一度恢復了所羅門時代的榮耀（</w:t>
       </w:r>
-      <w:hyperlink r:id="rId49">
-        <w:r>
-          <w:rPr>
-            <w:lang w:val="zh_TW" w:bidi="zh_TW"/>
-          </w:rPr>
-          <w:rPr>
-            <w:color w:val="0000EE"/>
-            <w:u w:val="single"/>
-          </w:rPr>
-          <w:t>30:26</w:t>
-        </w:r>
-      </w:hyperlink>
+      <w:r>
+        <w:rPr>
+          <w:lang w:val="zh_TW" w:bidi="zh_TW"/>
+        </w:rPr>
+        <w:t>30:26</w:t>
+      </w:r>
       <w:r>
         <w:rPr>
           <w:lang w:val="zh_TW" w:bidi="zh_TW"/>
         </w:rPr>
         <w:t>；參</w:t>
       </w:r>
-      <w:hyperlink r:id="rId50">
-        <w:r>
-          <w:rPr>
-            <w:lang w:val="zh_TW" w:bidi="zh_TW"/>
-          </w:rPr>
-          <w:rPr>
-            <w:color w:val="0000EE"/>
-            <w:u w:val="single"/>
-          </w:rPr>
-          <w:t>7:8–10</w:t>
-        </w:r>
-      </w:hyperlink>
+      <w:r>
+        <w:rPr>
+          <w:lang w:val="zh_TW" w:bidi="zh_TW"/>
+        </w:rPr>
+        <w:t>7:8–10</w:t>
+      </w:r>
       <w:r>
         <w:rPr>
           <w:lang w:val="zh_TW" w:bidi="zh_TW"/>
@@ -1398,36 +1098,24 @@
         </w:rPr>
         <w:t>這復興的盼望同樣適用於教會，即使教會遭遇死亡般的逼迫（因信仰而受到攻擊）或墮落敗壞，盼望仍不止息（見</w:t>
       </w:r>
-      <w:hyperlink r:id="rId51">
-        <w:r>
-          <w:rPr>
-            <w:lang w:val="zh_TW" w:bidi="zh_TW"/>
-          </w:rPr>
-          <w:rPr>
-            <w:color w:val="0000EE"/>
-            <w:u w:val="single"/>
-          </w:rPr>
-          <w:t>啟2–3章</w:t>
-        </w:r>
-      </w:hyperlink>
+      <w:r>
+        <w:rPr>
+          <w:lang w:val="zh_TW" w:bidi="zh_TW"/>
+        </w:rPr>
+        <w:t>啟2–3章</w:t>
+      </w:r>
       <w:r>
         <w:rPr>
           <w:lang w:val="zh_TW" w:bidi="zh_TW"/>
         </w:rPr>
         <w:t>）。神的國建立在祂信實的應許之上，如同堅固的「磐石」（見</w:t>
       </w:r>
-      <w:hyperlink r:id="rId52">
-        <w:r>
-          <w:rPr>
-            <w:lang w:val="zh_TW" w:bidi="zh_TW"/>
-          </w:rPr>
-          <w:rPr>
-            <w:color w:val="0000EE"/>
-            <w:u w:val="single"/>
-          </w:rPr>
-          <w:t>太16:18</w:t>
-        </w:r>
-      </w:hyperlink>
+      <w:r>
+        <w:rPr>
+          <w:lang w:val="zh_TW" w:bidi="zh_TW"/>
+        </w:rPr>
+        <w:t>太16:18</w:t>
+      </w:r>
       <w:r>
         <w:rPr>
           <w:lang w:val="zh_TW" w:bidi="zh_TW"/>
@@ -1457,156 +1145,90 @@
           <w:lang w:val="zh_TW" w:bidi="zh_TW"/>
         </w:rPr>
       </w:r>
-      <w:hyperlink r:id="rId53">
-        <w:r>
-          <w:rPr>
-            <w:lang w:val="zh_TW" w:bidi="zh_TW"/>
-          </w:rPr>
-          <w:rPr>
-            <w:color w:val="0000EE"/>
-            <w:u w:val="single"/>
-          </w:rPr>
-          <w:t>王上21:1–29；</w:t>
-        </w:r>
-      </w:hyperlink>
-      <w:hyperlink r:id="rId38">
-        <w:r>
-          <w:rPr>
-            <w:lang w:val="zh_TW" w:bidi="zh_TW"/>
-          </w:rPr>
-          <w:rPr>
-            <w:color w:val="0000EE"/>
-            <w:u w:val="single"/>
-          </w:rPr>
-          <w:t>代下11:13–17</w:t>
-        </w:r>
-      </w:hyperlink>
+      <w:r>
+        <w:rPr>
+          <w:lang w:val="zh_TW" w:bidi="zh_TW"/>
+        </w:rPr>
+        <w:t>王上21:1–29；</w:t>
+      </w:r>
+      <w:r>
+        <w:rPr>
+          <w:lang w:val="zh_TW" w:bidi="zh_TW"/>
+        </w:rPr>
+        <w:t>代下11:13–17</w:t>
+      </w:r>
       <w:r>
         <w:rPr>
           <w:lang w:val="zh_TW" w:bidi="zh_TW"/>
         </w:rPr>
         <w:t>，</w:t>
       </w:r>
-      <w:hyperlink r:id="rId54">
-        <w:r>
-          <w:rPr>
-            <w:lang w:val="zh_TW" w:bidi="zh_TW"/>
-          </w:rPr>
-          <w:rPr>
-            <w:color w:val="0000EE"/>
-            <w:u w:val="single"/>
-          </w:rPr>
-          <w:t>28:1–31:21</w:t>
-        </w:r>
-      </w:hyperlink>
+      <w:r>
+        <w:rPr>
+          <w:lang w:val="zh_TW" w:bidi="zh_TW"/>
+        </w:rPr>
+        <w:t>28:1–31:21</w:t>
+      </w:r>
       <w:r>
         <w:rPr>
           <w:lang w:val="zh_TW" w:bidi="zh_TW"/>
         </w:rPr>
         <w:t>，</w:t>
       </w:r>
-      <w:hyperlink r:id="rId55">
-        <w:r>
-          <w:rPr>
-            <w:lang w:val="zh_TW" w:bidi="zh_TW"/>
-          </w:rPr>
-          <w:rPr>
-            <w:color w:val="0000EE"/>
-            <w:u w:val="single"/>
-          </w:rPr>
-          <w:t>33:1–20；</w:t>
-        </w:r>
-      </w:hyperlink>
-      <w:hyperlink r:id="rId56">
-        <w:r>
-          <w:rPr>
-            <w:lang w:val="zh_TW" w:bidi="zh_TW"/>
-          </w:rPr>
-          <w:rPr>
-            <w:color w:val="0000EE"/>
-            <w:u w:val="single"/>
-          </w:rPr>
-          <w:t>耶18:7–17；</w:t>
-        </w:r>
-      </w:hyperlink>
-      <w:hyperlink r:id="rId57">
-        <w:r>
-          <w:rPr>
-            <w:lang w:val="zh_TW" w:bidi="zh_TW"/>
-          </w:rPr>
-          <w:rPr>
-            <w:color w:val="0000EE"/>
-            <w:u w:val="single"/>
-          </w:rPr>
-          <w:t>結16:1–63</w:t>
-        </w:r>
-      </w:hyperlink>
+      <w:r>
+        <w:rPr>
+          <w:lang w:val="zh_TW" w:bidi="zh_TW"/>
+        </w:rPr>
+        <w:t>33:1–20；</w:t>
+      </w:r>
+      <w:r>
+        <w:rPr>
+          <w:lang w:val="zh_TW" w:bidi="zh_TW"/>
+        </w:rPr>
+        <w:t>耶18:7–17；</w:t>
+      </w:r>
+      <w:r>
+        <w:rPr>
+          <w:lang w:val="zh_TW" w:bidi="zh_TW"/>
+        </w:rPr>
+        <w:t>結16:1–63</w:t>
+      </w:r>
       <w:r>
         <w:rPr>
           <w:lang w:val="zh_TW" w:bidi="zh_TW"/>
         </w:rPr>
         <w:t>，</w:t>
       </w:r>
-      <w:hyperlink r:id="rId58">
-        <w:r>
-          <w:rPr>
-            <w:lang w:val="zh_TW" w:bidi="zh_TW"/>
-          </w:rPr>
-          <w:rPr>
-            <w:color w:val="0000EE"/>
-            <w:u w:val="single"/>
-          </w:rPr>
-          <w:t>33:10–16；</w:t>
-        </w:r>
-      </w:hyperlink>
-      <w:hyperlink r:id="rId59">
-        <w:r>
-          <w:rPr>
-            <w:lang w:val="zh_TW" w:bidi="zh_TW"/>
-          </w:rPr>
-          <w:rPr>
-            <w:color w:val="0000EE"/>
-            <w:u w:val="single"/>
-          </w:rPr>
-          <w:t>珥2:12–32；</w:t>
-        </w:r>
-      </w:hyperlink>
-      <w:hyperlink r:id="rId60">
-        <w:r>
-          <w:rPr>
-            <w:lang w:val="zh_TW" w:bidi="zh_TW"/>
-          </w:rPr>
-          <w:rPr>
-            <w:color w:val="0000EE"/>
-            <w:u w:val="single"/>
-          </w:rPr>
-          <w:t>路19:2–10；</w:t>
-        </w:r>
-      </w:hyperlink>
-      <w:hyperlink r:id="rId61">
-        <w:r>
-          <w:rPr>
-            <w:lang w:val="zh_TW" w:bidi="zh_TW"/>
-          </w:rPr>
-          <w:rPr>
-            <w:color w:val="0000EE"/>
-            <w:u w:val="single"/>
-          </w:rPr>
-          <w:t>林前6:9–11；</w:t>
-        </w:r>
-      </w:hyperlink>
-      <w:hyperlink r:id="rId62">
-        <w:r>
-          <w:rPr>
-            <w:lang w:val="zh_TW" w:bidi="zh_TW"/>
-          </w:rPr>
-          <w:rPr>
-            <w:color w:val="0000EE"/>
-            <w:u w:val="single"/>
-          </w:rPr>
-          <w:t>提前1:15–17</w:t>
-        </w:r>
-      </w:hyperlink>
+      <w:r>
+        <w:rPr>
+          <w:lang w:val="zh_TW" w:bidi="zh_TW"/>
+        </w:rPr>
+        <w:t>33:10–16；</w:t>
+      </w:r>
+      <w:r>
+        <w:rPr>
+          <w:lang w:val="zh_TW" w:bidi="zh_TW"/>
+        </w:rPr>
+        <w:t>珥2:12–32；</w:t>
+      </w:r>
+      <w:r>
+        <w:rPr>
+          <w:lang w:val="zh_TW" w:bidi="zh_TW"/>
+        </w:rPr>
+        <w:t>路19:2–10；</w:t>
+      </w:r>
+      <w:r>
+        <w:rPr>
+          <w:lang w:val="zh_TW" w:bidi="zh_TW"/>
+        </w:rPr>
+        <w:t>林前6:9–11；</w:t>
+      </w:r>
+      <w:r>
+        <w:rPr>
+          <w:lang w:val="zh_TW" w:bidi="zh_TW"/>
+        </w:rPr>
+        <w:t>提前1:15–17</w:t>
+      </w:r>
       <w:r>
         <w:rPr>
           <w:lang w:val="zh_TW" w:bidi="zh_TW"/>
